--- a/SMARTAssist_Hub_V7_Dokumentasi.docx
+++ b/SMARTAssist_Hub_V7_Dokumentasi.docx
@@ -1469,7 +1469,7 @@
       </w:r>
       <w:proofErr w:type="spellEnd"/>
       <w:r>
-        <w:t xml:space="preserve"> Hub V.7 (</w:t>
+        <w:t xml:space="preserve"> Hub (</w:t>
       </w:r>
       <w:proofErr w:type="spellStart"/>
       <w:r>
@@ -2393,30 +2393,50 @@
               <w:rPr>
                 <w:sz w:val="20"/>
               </w:rPr>
-              <w:t>Bahasa Malaysia (BM) &amp; English (EN) -- togol penuh, semua elemen UI terjemah</w:t>
-            </w:r>
-            <w:proofErr w:type="spellStart"/>
-            <w:r>
-              <w:rPr>
-                <w:sz w:val="20"/>
-              </w:rPr>
-              <w:t>Bahasa Malaysia (BM) &amp; English (EN) -- togol penuh, semua elemen UI terjemah</w:t>
-            </w:r>
-            <w:proofErr w:type="spellEnd"/>
-            <w:r>
-              <w:rPr>
-                <w:sz w:val="20"/>
-              </w:rPr>
-              <w:t>Bahasa Malaysia (BM) &amp; English (EN) -- togol penuh, semua elemen UI terjemah</w:t>
-            </w:r>
-            <w:proofErr w:type="spellStart"/>
-            <w:r>
-              <w:rPr>
-                <w:sz w:val="20"/>
-              </w:rPr>
-              <w:t>Bahasa Malaysia (BM) &amp; English (EN) -- togol penuh, semua elemen UI terjemah</w:t>
-            </w:r>
-            <w:proofErr w:type="spellEnd"/>
+              <w:t xml:space="preserve">Bahasa Malaysia (BM) &amp; English (EN) -- togol penuh, </w:t>
+            </w:r>
+            <w:proofErr w:type="spellStart"/>
+            <w:r>
+              <w:rPr>
+                <w:sz w:val="20"/>
+              </w:rPr>
+              <w:t>semua</w:t>
+            </w:r>
+            <w:proofErr w:type="spellEnd"/>
+            <w:r>
+              <w:rPr>
+                <w:sz w:val="20"/>
+              </w:rPr>
+              <w:t xml:space="preserve"> </w:t>
+            </w:r>
+            <w:proofErr w:type="spellStart"/>
+            <w:r>
+              <w:rPr>
+                <w:sz w:val="20"/>
+              </w:rPr>
+              <w:t>elemen</w:t>
+            </w:r>
+            <w:proofErr w:type="spellEnd"/>
+            <w:r>
+              <w:rPr>
+                <w:sz w:val="20"/>
+              </w:rPr>
+              <w:t xml:space="preserve"> UI </w:t>
+            </w:r>
+            <w:proofErr w:type="spellStart"/>
+            <w:r>
+              <w:rPr>
+                <w:sz w:val="20"/>
+              </w:rPr>
+              <w:t>terjemah</w:t>
+            </w:r>
+            <w:proofErr w:type="spellEnd"/>
+            <w:r>
+              <w:rPr>
+                <w:sz w:val="20"/>
+              </w:rPr>
+              <w:t xml:space="preserve"> </w:t>
+            </w:r>
           </w:p>
         </w:tc>
       </w:tr>
@@ -2465,14 +2485,72 @@
               <w:rPr>
                 <w:sz w:val="20"/>
               </w:rPr>
-              <w:t>SMARTAssist Hub V.7 (Kemaskini Julai 2026)</w:t>
-            </w:r>
-            <w:proofErr w:type="spellEnd"/>
-            <w:r>
-              <w:rPr>
-                <w:sz w:val="20"/>
-              </w:rPr>
-              <w:t>SMARTAssist Hub V.7 (Kemaskini Julai 2026)</w:t>
+              <w:t>SMARTAssist</w:t>
+            </w:r>
+            <w:proofErr w:type="spellEnd"/>
+            <w:r>
+              <w:rPr>
+                <w:sz w:val="20"/>
+              </w:rPr>
+              <w:t xml:space="preserve"> </w:t>
+            </w:r>
+            <w:proofErr w:type="gramStart"/>
+            <w:r>
+              <w:rPr>
+                <w:sz w:val="20"/>
+              </w:rPr>
+              <w:t>Hub  (</w:t>
+            </w:r>
+            <w:proofErr w:type="spellStart"/>
+            <w:proofErr w:type="gramEnd"/>
+            <w:r>
+              <w:rPr>
+                <w:sz w:val="20"/>
+              </w:rPr>
+              <w:t>Kemaskini</w:t>
+            </w:r>
+            <w:proofErr w:type="spellEnd"/>
+            <w:r>
+              <w:rPr>
+                <w:sz w:val="20"/>
+              </w:rPr>
+              <w:t xml:space="preserve"> Julai </w:t>
+            </w:r>
+            <w:proofErr w:type="gramStart"/>
+            <w:r>
+              <w:rPr>
+                <w:sz w:val="20"/>
+              </w:rPr>
+              <w:t>2026)</w:t>
+            </w:r>
+            <w:proofErr w:type="spellStart"/>
+            <w:r>
+              <w:rPr>
+                <w:sz w:val="20"/>
+              </w:rPr>
+              <w:t>SMARTAssist</w:t>
+            </w:r>
+            <w:proofErr w:type="spellEnd"/>
+            <w:proofErr w:type="gramEnd"/>
+            <w:r>
+              <w:rPr>
+                <w:sz w:val="20"/>
+              </w:rPr>
+              <w:t xml:space="preserve"> Hub (</w:t>
+            </w:r>
+            <w:proofErr w:type="spellStart"/>
+            <w:r>
+              <w:rPr>
+                <w:sz w:val="20"/>
+              </w:rPr>
+              <w:t>Kemaskini</w:t>
+            </w:r>
+            <w:proofErr w:type="spellEnd"/>
+            <w:r>
+              <w:rPr>
+                <w:sz w:val="20"/>
+              </w:rPr>
+              <w:t xml:space="preserve"> Julai 2026)</w:t>
             </w:r>
           </w:p>
         </w:tc>
@@ -2501,33 +2579,14 @@
     <w:p>
       <w:pPr>
         <w:spacing w:before="200" w:after="80"/>
+      </w:pPr>
+      <w:r>
         <w:rPr>
           <w:b/>
           <w:color w:val="0D1B3E"/>
           <w:sz w:val="26"/>
         </w:rPr>
-      </w:pPr>
-    </w:p>
-    <w:p>
-      <w:pPr>
-        <w:spacing w:before="200" w:after="80"/>
-        <w:rPr>
-          <w:b/>
-          <w:color w:val="0D1B3E"/>
-          <w:sz w:val="26"/>
-        </w:rPr>
-      </w:pPr>
-    </w:p>
-    <w:p>
-      <w:pPr>
-        <w:spacing w:before="200" w:after="80"/>
-      </w:pPr>
-      <w:r>
-        <w:rPr>
-          <w:b/>
-          <w:color w:val="0D1B3E"/>
-          <w:sz w:val="26"/>
-        </w:rPr>
+        <w:lastRenderedPageBreak/>
         <w:t>1.3 Lima Modul Utama</w:t>
       </w:r>
     </w:p>
@@ -2715,65 +2774,155 @@
               <w:rPr>
                 <w:sz w:val="20"/>
               </w:rPr>
-              <w:t>Analisis fail CSV/Excel, jana carta interaktif, statistik, dan eksport ke PowerPoint atau Excel. Sokong perbandingan dua fail dan templat pendidikan 1-klik.</w:t>
-            </w:r>
-            <w:proofErr w:type="spellEnd"/>
-            <w:r>
-              <w:rPr>
-                <w:sz w:val="20"/>
-              </w:rPr>
-              <w:t>Analisis fail CSV/Excel, jana carta interaktif, statistik, dan eksport ke PowerPoint atau Excel. Sokong perbandingan dua fail dan templat pendidikan 1-klik.</w:t>
-            </w:r>
-            <w:proofErr w:type="spellStart"/>
-            <w:r>
-              <w:rPr>
-                <w:sz w:val="20"/>
-              </w:rPr>
-              <w:t>Analisis fail CSV/Excel, jana carta interaktif, statistik, dan eksport ke PowerPoint atau Excel. Sokong perbandingan dua fail dan templat pendidikan 1-klik.</w:t>
-            </w:r>
-            <w:proofErr w:type="spellEnd"/>
-            <w:r>
-              <w:rPr>
-                <w:sz w:val="20"/>
-              </w:rPr>
-              <w:t>Analisis fail CSV/Excel, jana carta interaktif, statistik, dan eksport ke PowerPoint atau Excel. Sokong perbandingan dua fail dan templat pendidikan 1-klik.</w:t>
-            </w:r>
-            <w:proofErr w:type="spellStart"/>
-            <w:r>
-              <w:rPr>
-                <w:sz w:val="20"/>
-              </w:rPr>
-              <w:t>Analisis fail CSV/Excel, jana carta interaktif, statistik, dan eksport ke PowerPoint atau Excel. Sokong perbandingan dua fail dan templat pendidikan 1-klik.</w:t>
-            </w:r>
-            <w:proofErr w:type="spellEnd"/>
-            <w:r>
-              <w:rPr>
-                <w:sz w:val="20"/>
-              </w:rPr>
-              <w:t>Analisis fail CSV/Excel, jana carta interaktif, statistik, dan eksport ke PowerPoint atau Excel. Sokong perbandingan dua fail dan templat pendidikan 1-klik.</w:t>
-            </w:r>
-            <w:proofErr w:type="spellStart"/>
-            <w:r>
-              <w:rPr>
-                <w:sz w:val="20"/>
-              </w:rPr>
-              <w:t>Analisis fail CSV/Excel, jana carta interaktif, statistik, dan eksport ke PowerPoint atau Excel. Sokong perbandingan dua fail dan templat pendidikan 1-klik.</w:t>
-            </w:r>
-            <w:proofErr w:type="spellEnd"/>
-            <w:r>
-              <w:rPr>
-                <w:sz w:val="20"/>
-              </w:rPr>
-              <w:t>Analisis fail CSV/Excel, jana carta interaktif, statistik, dan eksport ke PowerPoint atau Excel. Sokong perbandingan dua fail dan templat pendidikan 1-klik.</w:t>
-            </w:r>
-            <w:proofErr w:type="spellStart"/>
-            <w:r>
-              <w:rPr>
-                <w:sz w:val="20"/>
-              </w:rPr>
-              <w:t>Analisis fail CSV/Excel, jana carta interaktif, statistik, dan eksport ke PowerPoint atau Excel. Sokong perbandingan dua fail dan templat pendidikan 1-klik.</w:t>
-            </w:r>
-            <w:proofErr w:type="spellEnd"/>
+              <w:t>Analisis</w:t>
+            </w:r>
+            <w:proofErr w:type="spellEnd"/>
+            <w:r>
+              <w:rPr>
+                <w:sz w:val="20"/>
+              </w:rPr>
+              <w:t xml:space="preserve"> fail CSV/Excel, </w:t>
+            </w:r>
+            <w:proofErr w:type="spellStart"/>
+            <w:r>
+              <w:rPr>
+                <w:sz w:val="20"/>
+              </w:rPr>
+              <w:t>jana</w:t>
+            </w:r>
+            <w:proofErr w:type="spellEnd"/>
+            <w:r>
+              <w:rPr>
+                <w:sz w:val="20"/>
+              </w:rPr>
+              <w:t xml:space="preserve"> carta </w:t>
+            </w:r>
+            <w:proofErr w:type="spellStart"/>
+            <w:r>
+              <w:rPr>
+                <w:sz w:val="20"/>
+              </w:rPr>
+              <w:t>interaktif</w:t>
+            </w:r>
+            <w:proofErr w:type="spellEnd"/>
+            <w:r>
+              <w:rPr>
+                <w:sz w:val="20"/>
+              </w:rPr>
+              <w:t xml:space="preserve">, </w:t>
+            </w:r>
+            <w:proofErr w:type="spellStart"/>
+            <w:r>
+              <w:rPr>
+                <w:sz w:val="20"/>
+              </w:rPr>
+              <w:t>statistik</w:t>
+            </w:r>
+            <w:proofErr w:type="spellEnd"/>
+            <w:r>
+              <w:rPr>
+                <w:sz w:val="20"/>
+              </w:rPr>
+              <w:t xml:space="preserve">, dan </w:t>
+            </w:r>
+            <w:proofErr w:type="spellStart"/>
+            <w:r>
+              <w:rPr>
+                <w:sz w:val="20"/>
+              </w:rPr>
+              <w:t>eksport</w:t>
+            </w:r>
+            <w:proofErr w:type="spellEnd"/>
+            <w:r>
+              <w:rPr>
+                <w:sz w:val="20"/>
+              </w:rPr>
+              <w:t xml:space="preserve"> </w:t>
+            </w:r>
+            <w:proofErr w:type="spellStart"/>
+            <w:r>
+              <w:rPr>
+                <w:sz w:val="20"/>
+              </w:rPr>
+              <w:t>ke</w:t>
+            </w:r>
+            <w:proofErr w:type="spellEnd"/>
+            <w:r>
+              <w:rPr>
+                <w:sz w:val="20"/>
+              </w:rPr>
+              <w:t xml:space="preserve"> PowerPoint </w:t>
+            </w:r>
+            <w:proofErr w:type="spellStart"/>
+            <w:r>
+              <w:rPr>
+                <w:sz w:val="20"/>
+              </w:rPr>
+              <w:t>atau</w:t>
+            </w:r>
+            <w:proofErr w:type="spellEnd"/>
+            <w:r>
+              <w:rPr>
+                <w:sz w:val="20"/>
+              </w:rPr>
+              <w:t xml:space="preserve"> Excel. </w:t>
+            </w:r>
+            <w:proofErr w:type="spellStart"/>
+            <w:r>
+              <w:rPr>
+                <w:sz w:val="20"/>
+              </w:rPr>
+              <w:t>Sokong</w:t>
+            </w:r>
+            <w:proofErr w:type="spellEnd"/>
+            <w:r>
+              <w:rPr>
+                <w:sz w:val="20"/>
+              </w:rPr>
+              <w:t xml:space="preserve"> </w:t>
+            </w:r>
+            <w:proofErr w:type="spellStart"/>
+            <w:r>
+              <w:rPr>
+                <w:sz w:val="20"/>
+              </w:rPr>
+              <w:t>perbandingan</w:t>
+            </w:r>
+            <w:proofErr w:type="spellEnd"/>
+            <w:r>
+              <w:rPr>
+                <w:sz w:val="20"/>
+              </w:rPr>
+              <w:t xml:space="preserve"> dua fail dan </w:t>
+            </w:r>
+            <w:proofErr w:type="spellStart"/>
+            <w:r>
+              <w:rPr>
+                <w:sz w:val="20"/>
+              </w:rPr>
+              <w:t>templat</w:t>
+            </w:r>
+            <w:proofErr w:type="spellEnd"/>
+            <w:r>
+              <w:rPr>
+                <w:sz w:val="20"/>
+              </w:rPr>
+              <w:t xml:space="preserve"> </w:t>
+            </w:r>
+            <w:proofErr w:type="spellStart"/>
+            <w:r>
+              <w:rPr>
+                <w:sz w:val="20"/>
+              </w:rPr>
+              <w:t>pendidikan</w:t>
+            </w:r>
+            <w:proofErr w:type="spellEnd"/>
+            <w:r>
+              <w:rPr>
+                <w:sz w:val="20"/>
+              </w:rPr>
+              <w:t xml:space="preserve"> </w:t>
+            </w:r>
           </w:p>
         </w:tc>
       </w:tr>
@@ -3076,27 +3225,6 @@
         </w:tc>
       </w:tr>
     </w:tbl>
-    <w:p/>
-    <w:p>
-      <w:pPr>
-        <w:spacing w:before="200" w:after="80"/>
-        <w:rPr>
-          <w:b/>
-          <w:color w:val="0D1B3E"/>
-          <w:sz w:val="26"/>
-        </w:rPr>
-      </w:pPr>
-    </w:p>
-    <w:p>
-      <w:pPr>
-        <w:spacing w:before="200" w:after="80"/>
-        <w:rPr>
-          <w:b/>
-          <w:color w:val="0D1B3E"/>
-          <w:sz w:val="26"/>
-        </w:rPr>
-      </w:pPr>
-    </w:p>
     <w:p>
       <w:pPr>
         <w:spacing w:before="200" w:after="80"/>
@@ -3262,7 +3390,7 @@
       </w:r>
       <w:proofErr w:type="spellEnd"/>
       <w:r>
-        <w:t xml:space="preserve"> Hub V.7 </w:t>
+        <w:t xml:space="preserve"> Hub </w:t>
       </w:r>
       <w:proofErr w:type="spellStart"/>
       <w:r>
@@ -5426,8 +5554,6 @@
     <w:p/>
     <w:p/>
     <w:p/>
-    <w:p/>
-    <w:p/>
     <w:p>
       <w:pPr>
         <w:spacing w:before="200" w:after="80"/>
@@ -5438,6 +5564,7 @@
           <w:color w:val="0D1B3E"/>
           <w:sz w:val="26"/>
         </w:rPr>
+        <w:lastRenderedPageBreak/>
         <w:t xml:space="preserve">2.3 </w:t>
       </w:r>
       <w:proofErr w:type="spellStart"/>
@@ -5484,13 +5611,13 @@
         <w:tblLook w:val="04A0" w:firstRow="1" w:lastRow="0" w:firstColumn="1" w:lastColumn="0" w:noHBand="0" w:noVBand="1"/>
       </w:tblPr>
       <w:tblGrid>
-        <w:gridCol w:w="4677"/>
-        <w:gridCol w:w="4677"/>
+        <w:gridCol w:w="3794"/>
+        <w:gridCol w:w="5560"/>
       </w:tblGrid>
       <w:tr>
         <w:tc>
           <w:tcPr>
-            <w:tcW w:w="4677" w:type="dxa"/>
+            <w:tcW w:w="3794" w:type="dxa"/>
             <w:shd w:val="clear" w:color="auto" w:fill="F0FFF4"/>
           </w:tcPr>
           <w:p>
@@ -5527,7 +5654,7 @@
         </w:tc>
         <w:tc>
           <w:tcPr>
-            <w:tcW w:w="4677" w:type="dxa"/>
+            <w:tcW w:w="5560" w:type="dxa"/>
             <w:shd w:val="clear" w:color="auto" w:fill="FFFFFF"/>
           </w:tcPr>
           <w:p>
@@ -5798,7 +5925,7 @@
       <w:tr>
         <w:tc>
           <w:tcPr>
-            <w:tcW w:w="4677" w:type="dxa"/>
+            <w:tcW w:w="3794" w:type="dxa"/>
             <w:shd w:val="clear" w:color="auto" w:fill="C6F6D5"/>
           </w:tcPr>
           <w:p>
@@ -5835,7 +5962,7 @@
         </w:tc>
         <w:tc>
           <w:tcPr>
-            <w:tcW w:w="4677" w:type="dxa"/>
+            <w:tcW w:w="5560" w:type="dxa"/>
             <w:shd w:val="clear" w:color="auto" w:fill="F0FFF4"/>
           </w:tcPr>
           <w:p>
@@ -6100,7 +6227,7 @@
       <w:tr>
         <w:tc>
           <w:tcPr>
-            <w:tcW w:w="4677" w:type="dxa"/>
+            <w:tcW w:w="3794" w:type="dxa"/>
             <w:shd w:val="clear" w:color="auto" w:fill="F0FFF4"/>
           </w:tcPr>
           <w:p>
@@ -6129,7 +6256,7 @@
         </w:tc>
         <w:tc>
           <w:tcPr>
-            <w:tcW w:w="4677" w:type="dxa"/>
+            <w:tcW w:w="5560" w:type="dxa"/>
             <w:shd w:val="clear" w:color="auto" w:fill="FFFFFF"/>
           </w:tcPr>
           <w:p>
@@ -6394,7 +6521,7 @@
       <w:tr>
         <w:tc>
           <w:tcPr>
-            <w:tcW w:w="4677" w:type="dxa"/>
+            <w:tcW w:w="3794" w:type="dxa"/>
             <w:shd w:val="clear" w:color="auto" w:fill="C6F6D5"/>
           </w:tcPr>
           <w:p>
@@ -6441,7 +6568,7 @@
         </w:tc>
         <w:tc>
           <w:tcPr>
-            <w:tcW w:w="4677" w:type="dxa"/>
+            <w:tcW w:w="5560" w:type="dxa"/>
             <w:shd w:val="clear" w:color="auto" w:fill="F0FFF4"/>
           </w:tcPr>
           <w:p>
@@ -6692,34 +6819,43 @@
     </w:tbl>
     <w:p/>
     <w:p>
-      <w:r>
-        <w:rPr>
-          <w:b w:val="0"/>
-        </w:rPr>
-        <w:t>Togol Bahasa Penuh: SEMUA elemen antara muka (label, butang, tajuk agen, mesej, seksyen analisis) bertukar serta-merta antara Bahasa Malaysia dan English -- tiada teks yang tinggal dalam bahasa asal.</w:t>
+      <w:proofErr w:type="spellStart"/>
+      <w:r>
+        <w:t>Togol</w:t>
+      </w:r>
+      <w:proofErr w:type="spellEnd"/>
+      <w:r>
+        <w:t xml:space="preserve"> Bahasa </w:t>
+      </w:r>
+      <w:proofErr w:type="spellStart"/>
+      <w:r>
+        <w:t>Penuh</w:t>
+      </w:r>
+      <w:proofErr w:type="spellEnd"/>
+      <w:r>
+        <w:t xml:space="preserve">: SEMUA </w:t>
+      </w:r>
+      <w:proofErr w:type="spellStart"/>
+      <w:r>
+        <w:t>elemen</w:t>
+      </w:r>
+      <w:proofErr w:type="spellEnd"/>
+      <w:r>
+        <w:t xml:space="preserve"> antara muka (label, butang, tajuk agen, mesej, seksyen analisis) bertukar serta-merta antara Bahasa Malaysia dan English -- tiada teks yang tinggal dalam bahasa asal.</w:t>
       </w:r>
     </w:p>
     <w:p>
       <w:r>
-        <w:rPr>
-          <w:b w:val="0"/>
-        </w:rPr>
         <w:t>Ikon Agen Konsisten: Setiap agen AI menggunakan ikon SVG yang sama pada salam pembuka, setiap respons, sejarah sesi, dan modal -- tiada emoji generik.</w:t>
       </w:r>
     </w:p>
     <w:p>
       <w:r>
-        <w:rPr>
-          <w:b w:val="0"/>
-        </w:rPr>
         <w:t>Mod Gelap/Cerah (Dark/Light Mode): Pengguna boleh menukar tema antara muka antara mod gelap (dark) dan mod cerah (light) menggunakan butang togol di bar navigasi. Pilihan tema disimpan secara automatik.</w:t>
       </w:r>
     </w:p>
     <w:p>
       <w:r>
-        <w:rPr>
-          <w:b w:val="0"/>
-        </w:rPr>
         <w:t>Pelarasan Saiz Fon: Butang A+ dan A- membolehkan pengguna melaraskan saiz teks dalam ruang perbualan mengikut keutamaan, berguna untuk paparan pada skrin kecil atau besar.</w:t>
       </w:r>
     </w:p>
@@ -6789,13 +6925,13 @@
         <w:tblLook w:val="04A0" w:firstRow="1" w:lastRow="0" w:firstColumn="1" w:lastColumn="0" w:noHBand="0" w:noVBand="1"/>
       </w:tblPr>
       <w:tblGrid>
-        <w:gridCol w:w="4677"/>
-        <w:gridCol w:w="4677"/>
+        <w:gridCol w:w="3794"/>
+        <w:gridCol w:w="5560"/>
       </w:tblGrid>
       <w:tr>
         <w:tc>
           <w:tcPr>
-            <w:tcW w:w="4677" w:type="dxa"/>
+            <w:tcW w:w="3794" w:type="dxa"/>
             <w:shd w:val="clear" w:color="auto" w:fill="F0FFF4"/>
           </w:tcPr>
           <w:p>
@@ -6878,7 +7014,7 @@
         </w:tc>
         <w:tc>
           <w:tcPr>
-            <w:tcW w:w="4677" w:type="dxa"/>
+            <w:tcW w:w="5560" w:type="dxa"/>
             <w:shd w:val="clear" w:color="auto" w:fill="FFFFFF"/>
           </w:tcPr>
           <w:p>
@@ -7093,7 +7229,7 @@
       <w:tr>
         <w:tc>
           <w:tcPr>
-            <w:tcW w:w="4677" w:type="dxa"/>
+            <w:tcW w:w="3794" w:type="dxa"/>
             <w:shd w:val="clear" w:color="auto" w:fill="C6F6D5"/>
           </w:tcPr>
           <w:p>
@@ -7130,7 +7266,7 @@
         </w:tc>
         <w:tc>
           <w:tcPr>
-            <w:tcW w:w="4677" w:type="dxa"/>
+            <w:tcW w:w="5560" w:type="dxa"/>
             <w:shd w:val="clear" w:color="auto" w:fill="F0FFF4"/>
           </w:tcPr>
           <w:p>
@@ -7395,7 +7531,7 @@
       <w:tr>
         <w:tc>
           <w:tcPr>
-            <w:tcW w:w="4677" w:type="dxa"/>
+            <w:tcW w:w="3794" w:type="dxa"/>
             <w:shd w:val="clear" w:color="auto" w:fill="F0FFF4"/>
           </w:tcPr>
           <w:p>
@@ -7450,7 +7586,7 @@
         </w:tc>
         <w:tc>
           <w:tcPr>
-            <w:tcW w:w="4677" w:type="dxa"/>
+            <w:tcW w:w="5560" w:type="dxa"/>
             <w:shd w:val="clear" w:color="auto" w:fill="FFFFFF"/>
           </w:tcPr>
           <w:p>
@@ -7645,7 +7781,7 @@
       <w:tr>
         <w:tc>
           <w:tcPr>
-            <w:tcW w:w="4677" w:type="dxa"/>
+            <w:tcW w:w="3794" w:type="dxa"/>
             <w:shd w:val="clear" w:color="auto" w:fill="C6F6D5"/>
           </w:tcPr>
           <w:p>
@@ -7682,7 +7818,7 @@
         </w:tc>
         <w:tc>
           <w:tcPr>
-            <w:tcW w:w="4677" w:type="dxa"/>
+            <w:tcW w:w="5560" w:type="dxa"/>
             <w:shd w:val="clear" w:color="auto" w:fill="F0FFF4"/>
           </w:tcPr>
           <w:p>
@@ -7813,7 +7949,7 @@
       <w:tr>
         <w:tc>
           <w:tcPr>
-            <w:tcW w:w="4677" w:type="dxa"/>
+            <w:tcW w:w="3794" w:type="dxa"/>
             <w:shd w:val="clear" w:color="auto" w:fill="F0FFF4"/>
           </w:tcPr>
           <w:p>
@@ -7868,7 +8004,7 @@
         </w:tc>
         <w:tc>
           <w:tcPr>
-            <w:tcW w:w="4677" w:type="dxa"/>
+            <w:tcW w:w="5560" w:type="dxa"/>
             <w:shd w:val="clear" w:color="auto" w:fill="FFFFFF"/>
           </w:tcPr>
           <w:p>
@@ -8033,25 +8169,17 @@
     </w:p>
     <w:p>
       <w:r>
-        <w:rPr>
-          <w:b w:val="0"/>
-        </w:rPr>
+        <w:lastRenderedPageBreak/>
         <w:t>Eksport PowerPoint (PPT) dengan Pemilihan Kandungan: Pengguna boleh memilih bahagian (Penemuan, Tafsiran, Carta, Jadual, Cadangan, Amaran) untuk dimasukkan ke dalam slaid PowerPoint yang lengkap dan sedia guna.</w:t>
       </w:r>
     </w:p>
     <w:p>
       <w:r>
-        <w:rPr>
-          <w:b w:val="0"/>
-        </w:rPr>
         <w:t>Eksport Excel: Pengguna boleh mengeksport data yang telah dianalisis terus ke dalam fail Microsoft Excel (.xlsx) dengan satu klik dari panel WORKSPACE.</w:t>
       </w:r>
     </w:p>
     <w:p>
       <w:r>
-        <w:rPr>
-          <w:b w:val="0"/>
-        </w:rPr>
         <w:t>Perbandingan Dua Fail Data: Modul Data Analysis menyokong muat naik dua fail CSV/Excel serentak untuk perbandingan terus antara dua set data, memudahkan analisis perubahan dari semasa ke semasa.</w:t>
       </w:r>
     </w:p>
@@ -8066,7 +8194,6 @@
           <w:color w:val="0D1B3E"/>
           <w:sz w:val="30"/>
         </w:rPr>
-        <w:lastRenderedPageBreak/>
         <w:t>3. KELEMAHAN SISTEM</w:t>
       </w:r>
     </w:p>
@@ -9032,259 +9159,77 @@
               <w:rPr>
                 <w:sz w:val="20"/>
               </w:rPr>
-              <w:t>Telah diperbetulkan -- semua label UI kini terjemah sepenuhnya.</w:t>
-            </w:r>
-            <w:proofErr w:type="spellStart"/>
-            <w:r>
-              <w:rPr>
-                <w:sz w:val="20"/>
-              </w:rPr>
-              <w:t>Telah diperbetulkan -- semua label UI kini terjemah sepenuhnya.</w:t>
-            </w:r>
-            <w:proofErr w:type="spellEnd"/>
-            <w:r>
-              <w:rPr>
-                <w:sz w:val="20"/>
-              </w:rPr>
-              <w:t>Telah diperbetulkan -- semua label UI kini terjemah sepenuhnya.</w:t>
-            </w:r>
-            <w:proofErr w:type="spellStart"/>
-            <w:r>
-              <w:rPr>
-                <w:sz w:val="20"/>
-              </w:rPr>
-              <w:t>Telah diperbetulkan -- semua label UI kini terjemah sepenuhnya.</w:t>
-            </w:r>
-            <w:proofErr w:type="spellEnd"/>
-            <w:r>
-              <w:rPr>
-                <w:sz w:val="20"/>
-              </w:rPr>
-              <w:t>Telah diperbetulkan -- semua label UI kini terjemah sepenuhnya.</w:t>
-            </w:r>
-            <w:proofErr w:type="spellStart"/>
-            <w:r>
-              <w:rPr>
-                <w:sz w:val="20"/>
-              </w:rPr>
-              <w:t>Telah diperbetulkan -- semua label UI kini terjemah sepenuhnya.</w:t>
-            </w:r>
-            <w:proofErr w:type="spellEnd"/>
-            <w:r>
-              <w:rPr>
-                <w:sz w:val="20"/>
-              </w:rPr>
-              <w:t>Telah diperbetulkan -- semua label UI kini terjemah sepenuhnya.</w:t>
-            </w:r>
-            <w:proofErr w:type="spellStart"/>
-            <w:r>
-              <w:rPr>
-                <w:sz w:val="20"/>
-              </w:rPr>
-              <w:t>Telah diperbetulkan -- semua label UI kini terjemah sepenuhnya.</w:t>
-            </w:r>
-            <w:proofErr w:type="spellEnd"/>
-            <w:r>
-              <w:rPr>
-                <w:sz w:val="20"/>
-              </w:rPr>
-              <w:t>Telah diperbetulkan -- semua label UI kini terjemah sepenuhnya.</w:t>
-            </w:r>
-            <w:proofErr w:type="spellStart"/>
-            <w:r>
-              <w:rPr>
-                <w:sz w:val="20"/>
-              </w:rPr>
-              <w:t>Telah diperbetulkan -- semua label UI kini terjemah sepenuhnya.</w:t>
-            </w:r>
-            <w:proofErr w:type="spellEnd"/>
-            <w:r>
-              <w:rPr>
-                <w:sz w:val="20"/>
-              </w:rPr>
-              <w:t>Telah diperbetulkan -- semua label UI kini terjemah sepenuhnya.</w:t>
-            </w:r>
-            <w:proofErr w:type="spellStart"/>
-            <w:r>
-              <w:rPr>
-                <w:sz w:val="20"/>
-              </w:rPr>
-              <w:t>Telah diperbetulkan -- semua label UI kini terjemah sepenuhnya.</w:t>
-            </w:r>
-            <w:proofErr w:type="spellEnd"/>
-            <w:r>
-              <w:rPr>
-                <w:sz w:val="20"/>
-              </w:rPr>
-              <w:t>Telah diperbetulkan -- semua label UI kini terjemah sepenuhnya.</w:t>
-            </w:r>
-            <w:proofErr w:type="spellStart"/>
-            <w:r>
-              <w:rPr>
-                <w:sz w:val="20"/>
-              </w:rPr>
-              <w:t>Telah diperbetulkan -- semua label UI kini terjemah sepenuhnya.</w:t>
-            </w:r>
-            <w:proofErr w:type="spellEnd"/>
-            <w:r>
-              <w:rPr>
-                <w:sz w:val="20"/>
-              </w:rPr>
-              <w:t>Telah diperbetulkan -- semua label UI kini terjemah sepenuhnya.</w:t>
-            </w:r>
-            <w:proofErr w:type="spellStart"/>
-            <w:r>
-              <w:rPr>
-                <w:sz w:val="20"/>
-              </w:rPr>
-              <w:t>Telah diperbetulkan -- semua label UI kini terjemah sepenuhnya.</w:t>
-            </w:r>
-            <w:proofErr w:type="spellEnd"/>
-            <w:r>
-              <w:rPr>
-                <w:sz w:val="20"/>
-              </w:rPr>
-              <w:t>Telah diperbetulkan -- semua label UI kini terjemah sepenuhnya.</w:t>
-            </w:r>
-            <w:proofErr w:type="spellStart"/>
-            <w:r>
-              <w:rPr>
-                <w:sz w:val="20"/>
-              </w:rPr>
-              <w:t>Telah diperbetulkan -- semua label UI kini terjemah sepenuhnya.</w:t>
-            </w:r>
-            <w:proofErr w:type="spellEnd"/>
-            <w:r>
-              <w:rPr>
-                <w:sz w:val="20"/>
-              </w:rPr>
-              <w:t>Telah diperbetulkan -- semua label UI kini terjemah sepenuhnya.</w:t>
-            </w:r>
-            <w:proofErr w:type="spellStart"/>
-            <w:r>
-              <w:rPr>
-                <w:sz w:val="20"/>
-              </w:rPr>
-              <w:t>Telah diperbetulkan -- semua label UI kini terjemah sepenuhnya.</w:t>
-            </w:r>
-            <w:proofErr w:type="spellEnd"/>
-            <w:r>
-              <w:rPr>
-                <w:sz w:val="20"/>
-              </w:rPr>
-              <w:t>Telah diperbetulkan -- semua label UI kini terjemah sepenuhnya.</w:t>
-            </w:r>
-            <w:proofErr w:type="spellStart"/>
-            <w:r>
-              <w:rPr>
-                <w:sz w:val="20"/>
-              </w:rPr>
-              <w:t>Telah diperbetulkan -- semua label UI kini terjemah sepenuhnya.</w:t>
-            </w:r>
-            <w:proofErr w:type="spellEnd"/>
-            <w:r>
-              <w:rPr>
-                <w:sz w:val="20"/>
-              </w:rPr>
-              <w:t>Telah diperbetulkan -- semua label UI kini terjemah sepenuhnya.</w:t>
-            </w:r>
-            <w:proofErr w:type="spellStart"/>
-            <w:r>
-              <w:rPr>
-                <w:sz w:val="20"/>
-              </w:rPr>
-              <w:t>Telah diperbetulkan -- semua label UI kini terjemah sepenuhnya.</w:t>
-            </w:r>
-            <w:proofErr w:type="spellEnd"/>
-            <w:r>
-              <w:rPr>
-                <w:sz w:val="20"/>
-              </w:rPr>
-              <w:t>Telah diperbetulkan -- semua label UI kini terjemah sepenuhnya.</w:t>
-            </w:r>
-            <w:proofErr w:type="spellStart"/>
-            <w:r>
-              <w:rPr>
-                <w:sz w:val="20"/>
-              </w:rPr>
-              <w:t>Telah diperbetulkan -- semua label UI kini terjemah sepenuhnya.</w:t>
-            </w:r>
-            <w:proofErr w:type="spellEnd"/>
-            <w:r>
-              <w:rPr>
-                <w:sz w:val="20"/>
-              </w:rPr>
-              <w:t>Telah diperbetulkan -- semua label UI kini terjemah sepenuhnya.</w:t>
-            </w:r>
-            <w:proofErr w:type="spellStart"/>
-            <w:r>
-              <w:rPr>
-                <w:sz w:val="20"/>
-              </w:rPr>
-              <w:t>Telah diperbetulkan -- semua label UI kini terjemah sepenuhnya.</w:t>
-            </w:r>
-            <w:proofErr w:type="spellEnd"/>
-            <w:r>
-              <w:rPr>
-                <w:sz w:val="20"/>
-              </w:rPr>
-              <w:t>Telah diperbetulkan -- semua label UI kini terjemah sepenuhnya.</w:t>
-            </w:r>
-            <w:proofErr w:type="spellStart"/>
-            <w:r>
-              <w:rPr>
-                <w:sz w:val="20"/>
-              </w:rPr>
-              <w:t>Telah diperbetulkan -- semua label UI kini terjemah sepenuhnya.</w:t>
-            </w:r>
-            <w:proofErr w:type="spellEnd"/>
-            <w:r>
-              <w:rPr>
-                <w:sz w:val="20"/>
-              </w:rPr>
-              <w:t>Telah diperbetulkan -- semua label UI kini terjemah sepenuhnya.</w:t>
-            </w:r>
-            <w:proofErr w:type="spellStart"/>
-            <w:r>
-              <w:rPr>
-                <w:sz w:val="20"/>
-              </w:rPr>
-              <w:t>Telah diperbetulkan -- semua label UI kini terjemah sepenuhnya.</w:t>
-            </w:r>
-            <w:proofErr w:type="spellEnd"/>
-            <w:r>
-              <w:rPr>
-                <w:sz w:val="20"/>
-              </w:rPr>
-              <w:t>Telah diperbetulkan -- semua label UI kini terjemah sepenuhnya.</w:t>
-            </w:r>
-            <w:proofErr w:type="spellStart"/>
-            <w:r>
-              <w:rPr>
-                <w:sz w:val="20"/>
-              </w:rPr>
-              <w:t>Telah diperbetulkan -- semua label UI kini terjemah sepenuhnya.</w:t>
-            </w:r>
-            <w:proofErr w:type="spellEnd"/>
-            <w:r>
-              <w:rPr>
-                <w:sz w:val="20"/>
-              </w:rPr>
-              <w:t>Telah diperbetulkan -- semua label UI kini terjemah sepenuhnya.</w:t>
-            </w:r>
-            <w:proofErr w:type="spellStart"/>
-            <w:r>
-              <w:rPr>
-                <w:sz w:val="20"/>
-              </w:rPr>
-              <w:t>Telah diperbetulkan -- semua label UI kini terjemah sepenuhnya.</w:t>
-            </w:r>
-            <w:proofErr w:type="spellEnd"/>
-            <w:r>
-              <w:rPr>
-                <w:sz w:val="20"/>
-              </w:rPr>
-              <w:t>Telah diperbetulkan -- semua label UI kini terjemah sepenuhnya.</w:t>
+              <w:t xml:space="preserve">Telah </w:t>
+            </w:r>
+            <w:proofErr w:type="spellStart"/>
+            <w:r>
+              <w:rPr>
+                <w:sz w:val="20"/>
+              </w:rPr>
+              <w:t>diperbetulkan</w:t>
+            </w:r>
+            <w:proofErr w:type="spellEnd"/>
+            <w:r>
+              <w:rPr>
+                <w:sz w:val="20"/>
+              </w:rPr>
+              <w:t xml:space="preserve"> -- </w:t>
+            </w:r>
+            <w:proofErr w:type="spellStart"/>
+            <w:r>
+              <w:rPr>
+                <w:sz w:val="20"/>
+              </w:rPr>
+              <w:t>semua</w:t>
+            </w:r>
+            <w:proofErr w:type="spellEnd"/>
+            <w:r>
+              <w:rPr>
+                <w:sz w:val="20"/>
+              </w:rPr>
+              <w:t xml:space="preserve"> label UI </w:t>
+            </w:r>
+            <w:proofErr w:type="spellStart"/>
+            <w:r>
+              <w:rPr>
+                <w:sz w:val="20"/>
+              </w:rPr>
+              <w:t>kini</w:t>
+            </w:r>
+            <w:proofErr w:type="spellEnd"/>
+            <w:r>
+              <w:rPr>
+                <w:sz w:val="20"/>
+              </w:rPr>
+              <w:t xml:space="preserve"> </w:t>
+            </w:r>
+            <w:proofErr w:type="spellStart"/>
+            <w:r>
+              <w:rPr>
+                <w:sz w:val="20"/>
+              </w:rPr>
+              <w:t>terjemah</w:t>
+            </w:r>
+            <w:proofErr w:type="spellEnd"/>
+            <w:r>
+              <w:rPr>
+                <w:sz w:val="20"/>
+              </w:rPr>
+              <w:t xml:space="preserve"> </w:t>
+            </w:r>
+            <w:proofErr w:type="spellStart"/>
+            <w:r>
+              <w:rPr>
+                <w:sz w:val="20"/>
+              </w:rPr>
+              <w:t>sepenuhnya</w:t>
+            </w:r>
+            <w:proofErr w:type="spellEnd"/>
+            <w:r>
+              <w:rPr>
+                <w:sz w:val="20"/>
+              </w:rPr>
+              <w:t>.</w:t>
             </w:r>
           </w:p>
         </w:tc>
@@ -10461,6 +10406,7 @@
               <w:rPr>
                 <w:sz w:val="20"/>
               </w:rPr>
+              <w:lastRenderedPageBreak/>
               <w:t>fleksibiliti</w:t>
             </w:r>
             <w:proofErr w:type="spellEnd"/>
@@ -10545,6 +10491,7 @@
                 <w:color w:val="C53030"/>
                 <w:sz w:val="20"/>
               </w:rPr>
+              <w:lastRenderedPageBreak/>
               <w:t xml:space="preserve">🌐 </w:t>
             </w:r>
             <w:proofErr w:type="spellStart"/>
@@ -11158,7 +11105,6 @@
           <w:color w:val="0D1B3E"/>
           <w:sz w:val="26"/>
         </w:rPr>
-        <w:lastRenderedPageBreak/>
         <w:t xml:space="preserve">3.3 </w:t>
       </w:r>
       <w:proofErr w:type="spellStart"/>
@@ -13774,6 +13720,48 @@
     </w:p>
     <w:p>
       <w:pPr>
+        <w:spacing w:before="20" w:after="80" w:line="260" w:lineRule="exact"/>
+        <w:jc w:val="both"/>
+      </w:pPr>
+    </w:p>
+    <w:p>
+      <w:pPr>
+        <w:spacing w:before="20" w:after="80" w:line="260" w:lineRule="exact"/>
+        <w:jc w:val="both"/>
+      </w:pPr>
+    </w:p>
+    <w:p>
+      <w:pPr>
+        <w:spacing w:before="20" w:after="80" w:line="260" w:lineRule="exact"/>
+        <w:jc w:val="both"/>
+      </w:pPr>
+    </w:p>
+    <w:p>
+      <w:pPr>
+        <w:spacing w:before="20" w:after="80" w:line="260" w:lineRule="exact"/>
+        <w:jc w:val="both"/>
+      </w:pPr>
+    </w:p>
+    <w:p>
+      <w:pPr>
+        <w:spacing w:before="20" w:after="80" w:line="260" w:lineRule="exact"/>
+        <w:jc w:val="both"/>
+      </w:pPr>
+    </w:p>
+    <w:p>
+      <w:pPr>
+        <w:spacing w:before="20" w:after="80" w:line="260" w:lineRule="exact"/>
+        <w:jc w:val="both"/>
+      </w:pPr>
+    </w:p>
+    <w:p>
+      <w:pPr>
+        <w:spacing w:before="20" w:after="80" w:line="260" w:lineRule="exact"/>
+        <w:jc w:val="both"/>
+      </w:pPr>
+    </w:p>
+    <w:p>
+      <w:pPr>
         <w:spacing w:before="200" w:after="80"/>
       </w:pPr>
       <w:r>
@@ -13782,6 +13770,7 @@
           <w:color w:val="0D1B3E"/>
           <w:sz w:val="26"/>
         </w:rPr>
+        <w:lastRenderedPageBreak/>
         <w:t xml:space="preserve">4.3 </w:t>
       </w:r>
       <w:proofErr w:type="spellStart"/>
@@ -14052,115 +14041,208 @@
       </w:pPr>
       <w:proofErr w:type="spellStart"/>
       <w:r>
-        <w:t>Togol bahasa BM/EN untuk antara muka telah dilaksanakan sepenuhnya dalam v7.0. Penterjemahan dokumen rasmi (kandungan surat/laporan) masih dalam cadangan jangka panjang.</w:t>
-      </w:r>
-      <w:proofErr w:type="spellEnd"/>
-      <w:r>
-        <w:t>Togol bahasa BM/EN untuk antara muka telah dilaksanakan sepenuhnya dalam v7.0. Penterjemahan dokumen rasmi (kandungan surat/laporan) masih dalam cadangan jangka panjang.</w:t>
-      </w:r>
-      <w:proofErr w:type="spellStart"/>
-      <w:r>
-        <w:t>Togol bahasa BM/EN untuk antara muka telah dilaksanakan sepenuhnya dalam v7.0. Penterjemahan dokumen rasmi (kandungan surat/laporan) masih dalam cadangan jangka panjang.</w:t>
-      </w:r>
-      <w:proofErr w:type="spellEnd"/>
-      <w:r>
-        <w:t>Togol bahasa BM/EN untuk antara muka telah dilaksanakan sepenuhnya dalam v7.0. Penterjemahan dokumen rasmi (kandungan surat/laporan) masih dalam cadangan jangka panjang.</w:t>
-      </w:r>
-      <w:proofErr w:type="spellStart"/>
-      <w:r>
-        <w:t>Togol bahasa BM/EN untuk antara muka telah dilaksanakan sepenuhnya dalam v7.0. Penterjemahan dokumen rasmi (kandungan surat/laporan) masih dalam cadangan jangka panjang.</w:t>
-      </w:r>
-      <w:proofErr w:type="spellEnd"/>
-      <w:r>
-        <w:t>Togol bahasa BM/EN untuk antara muka telah dilaksanakan sepenuhnya dalam v7.0. Penterjemahan dokumen rasmi (kandungan surat/laporan) masih dalam cadangan jangka panjang.</w:t>
-      </w:r>
-      <w:proofErr w:type="spellStart"/>
-      <w:r>
-        <w:t>Togol bahasa BM/EN untuk antara muka telah dilaksanakan sepenuhnya dalam v7.0. Penterjemahan dokumen rasmi (kandungan surat/laporan) masih dalam cadangan jangka panjang.</w:t>
-      </w:r>
-      <w:proofErr w:type="spellEnd"/>
-      <w:r>
-        <w:t>Togol bahasa BM/EN untuk antara muka telah dilaksanakan sepenuhnya dalam v7.0. Penterjemahan dokumen rasmi (kandungan surat/laporan) masih dalam cadangan jangka panjang.</w:t>
-      </w:r>
-      <w:proofErr w:type="spellStart"/>
-      <w:r>
-        <w:t>Togol bahasa BM/EN untuk antara muka telah dilaksanakan sepenuhnya dalam v7.0. Penterjemahan dokumen rasmi (kandungan surat/laporan) masih dalam cadangan jangka panjang.</w:t>
-      </w:r>
-      <w:proofErr w:type="spellEnd"/>
-      <w:r>
-        <w:t>Togol bahasa BM/EN untuk antara muka telah dilaksanakan sepenuhnya dalam v7.0. Penterjemahan dokumen rasmi (kandungan surat/laporan) masih dalam cadangan jangka panjang.</w:t>
-      </w:r>
-      <w:proofErr w:type="spellStart"/>
-      <w:r>
-        <w:t>Togol bahasa BM/EN untuk antara muka telah dilaksanakan sepenuhnya dalam v7.0. Penterjemahan dokumen rasmi (kandungan surat/laporan) masih dalam cadangan jangka panjang.</w:t>
-      </w:r>
-      <w:proofErr w:type="spellEnd"/>
-      <w:r>
-        <w:t>Togol bahasa BM/EN untuk antara muka telah dilaksanakan sepenuhnya dalam v7.0. Penterjemahan dokumen rasmi (kandungan surat/laporan) masih dalam cadangan jangka panjang.</w:t>
-      </w:r>
-      <w:proofErr w:type="spellStart"/>
-      <w:r>
-        <w:t>Togol bahasa BM/EN untuk antara muka telah dilaksanakan sepenuhnya dalam v7.0. Penterjemahan dokumen rasmi (kandungan surat/laporan) masih dalam cadangan jangka panjang.</w:t>
-      </w:r>
-      <w:proofErr w:type="spellEnd"/>
-      <w:r>
-        <w:t>Togol bahasa BM/EN untuk antara muka telah dilaksanakan sepenuhnya dalam v7.0. Penterjemahan dokumen rasmi (kandungan surat/laporan) masih dalam cadangan jangka panjang.</w:t>
-      </w:r>
-      <w:proofErr w:type="spellStart"/>
-      <w:r>
-        <w:t>Togol bahasa BM/EN untuk antara muka telah dilaksanakan sepenuhnya dalam v7.0. Penterjemahan dokumen rasmi (kandungan surat/laporan) masih dalam cadangan jangka panjang.</w:t>
-      </w:r>
-      <w:proofErr w:type="spellEnd"/>
-      <w:r>
-        <w:t>Togol bahasa BM/EN untuk antara muka telah dilaksanakan sepenuhnya dalam v7.0. Penterjemahan dokumen rasmi (kandungan surat/laporan) masih dalam cadangan jangka panjang.</w:t>
-      </w:r>
-      <w:proofErr w:type="spellStart"/>
-      <w:r>
-        <w:t>Togol bahasa BM/EN untuk antara muka telah dilaksanakan sepenuhnya dalam v7.0. Penterjemahan dokumen rasmi (kandungan surat/laporan) masih dalam cadangan jangka panjang.</w:t>
-      </w:r>
-      <w:proofErr w:type="spellEnd"/>
-      <w:r>
-        <w:t>Togol bahasa BM/EN untuk antara muka telah dilaksanakan sepenuhnya dalam v7.0. Penterjemahan dokumen rasmi (kandungan surat/laporan) masih dalam cadangan jangka panjang.</w:t>
-      </w:r>
-      <w:proofErr w:type="spellStart"/>
-      <w:r>
-        <w:t>Togol bahasa BM/EN untuk antara muka telah dilaksanakan sepenuhnya dalam v7.0. Penterjemahan dokumen rasmi (kandungan surat/laporan) masih dalam cadangan jangka panjang.</w:t>
-      </w:r>
-      <w:proofErr w:type="spellEnd"/>
-      <w:r>
-        <w:t>Togol bahasa BM/EN untuk antara muka telah dilaksanakan sepenuhnya dalam v7.0. Penterjemahan dokumen rasmi (kandungan surat/laporan) masih dalam cadangan jangka panjang.</w:t>
-      </w:r>
-      <w:proofErr w:type="spellStart"/>
-      <w:r>
-        <w:t>Togol bahasa BM/EN untuk antara muka telah dilaksanakan sepenuhnya dalam v7.0. Penterjemahan dokumen rasmi (kandungan surat/laporan) masih dalam cadangan jangka panjang.</w:t>
-      </w:r>
-      <w:proofErr w:type="spellEnd"/>
-      <w:r>
-        <w:t>Togol bahasa BM/EN untuk antara muka telah dilaksanakan sepenuhnya dalam v7.0. Penterjemahan dokumen rasmi (kandungan surat/laporan) masih dalam cadangan jangka panjang.</w:t>
-      </w:r>
-      <w:proofErr w:type="spellStart"/>
-      <w:r>
-        <w:t>Togol bahasa BM/EN untuk antara muka telah dilaksanakan sepenuhnya dalam v7.0. Penterjemahan dokumen rasmi (kandungan surat/laporan) masih dalam cadangan jangka panjang.</w:t>
-      </w:r>
-      <w:proofErr w:type="spellEnd"/>
-      <w:r>
-        <w:t>Togol bahasa BM/EN untuk antara muka telah dilaksanakan sepenuhnya dalam v7.0. Penterjemahan dokumen rasmi (kandungan surat/laporan) masih dalam cadangan jangka panjang.</w:t>
-      </w:r>
-      <w:proofErr w:type="spellStart"/>
-      <w:r>
-        <w:t>Togol bahasa BM/EN untuk antara muka telah dilaksanakan sepenuhnya dalam v7.0. Penterjemahan dokumen rasmi (kandungan surat/laporan) masih dalam cadangan jangka panjang.</w:t>
-      </w:r>
-      <w:proofErr w:type="spellEnd"/>
-      <w:r>
-        <w:t>Togol bahasa BM/EN untuk antara muka telah dilaksanakan sepenuhnya dalam v7.0. Penterjemahan dokumen rasmi (kandungan surat/laporan) masih dalam cadangan jangka panjang.</w:t>
-      </w:r>
-      <w:proofErr w:type="spellStart"/>
-      <w:r>
-        <w:t>Togol bahasa BM/EN untuk antara muka telah dilaksanakan sepenuhnya dalam v7.0. Penterjemahan dokumen rasmi (kandungan surat/laporan) masih dalam cadangan jangka panjang.</w:t>
-      </w:r>
-      <w:proofErr w:type="spellEnd"/>
-      <w:r>
-        <w:t>Togol bahasa BM/EN untuk antara muka telah dilaksanakan sepenuhnya dalam v7.0. Penterjemahan dokumen rasmi (kandungan surat/laporan) masih dalam cadangan jangka panjang.</w:t>
+        <w:t>Togol</w:t>
+      </w:r>
+      <w:proofErr w:type="spellEnd"/>
+      <w:r>
+        <w:t xml:space="preserve"> </w:t>
+      </w:r>
+      <w:proofErr w:type="spellStart"/>
+      <w:r>
+        <w:t>bahasa</w:t>
+      </w:r>
+      <w:proofErr w:type="spellEnd"/>
+      <w:r>
+        <w:t xml:space="preserve"> BM/EN </w:t>
+      </w:r>
+      <w:proofErr w:type="spellStart"/>
+      <w:r>
+        <w:t>untuk</w:t>
+      </w:r>
+      <w:proofErr w:type="spellEnd"/>
+      <w:r>
+        <w:t xml:space="preserve"> </w:t>
+      </w:r>
+      <w:proofErr w:type="spellStart"/>
+      <w:r>
+        <w:t>antara</w:t>
+      </w:r>
+      <w:proofErr w:type="spellEnd"/>
+      <w:r>
+        <w:t xml:space="preserve"> </w:t>
+      </w:r>
+      <w:proofErr w:type="spellStart"/>
+      <w:r>
+        <w:t>muka</w:t>
+      </w:r>
+      <w:proofErr w:type="spellEnd"/>
+      <w:r>
+        <w:t xml:space="preserve"> </w:t>
+      </w:r>
+      <w:proofErr w:type="spellStart"/>
+      <w:r>
+        <w:t>telah</w:t>
+      </w:r>
+      <w:proofErr w:type="spellEnd"/>
+      <w:r>
+        <w:t xml:space="preserve"> </w:t>
+      </w:r>
+      <w:proofErr w:type="spellStart"/>
+      <w:r>
+        <w:t>dilaksanakan</w:t>
+      </w:r>
+      <w:proofErr w:type="spellEnd"/>
+      <w:r>
+        <w:t xml:space="preserve"> </w:t>
+      </w:r>
+      <w:proofErr w:type="spellStart"/>
+      <w:r>
+        <w:t>sepenuhnya</w:t>
+      </w:r>
+      <w:proofErr w:type="spellEnd"/>
+      <w:r>
+        <w:t xml:space="preserve"> </w:t>
+      </w:r>
+      <w:proofErr w:type="spellStart"/>
+      <w:r>
+        <w:t>dalam</w:t>
+      </w:r>
+      <w:proofErr w:type="spellEnd"/>
+      <w:r>
+        <w:t xml:space="preserve"> v7.0. </w:t>
+      </w:r>
+      <w:proofErr w:type="spellStart"/>
+      <w:r>
+        <w:t>Penterjemahan</w:t>
+      </w:r>
+      <w:proofErr w:type="spellEnd"/>
+      <w:r>
+        <w:t xml:space="preserve"> </w:t>
+      </w:r>
+      <w:proofErr w:type="spellStart"/>
+      <w:r>
+        <w:t>dokumen</w:t>
+      </w:r>
+      <w:proofErr w:type="spellEnd"/>
+      <w:r>
+        <w:t xml:space="preserve"> </w:t>
+      </w:r>
+      <w:proofErr w:type="spellStart"/>
+      <w:r>
+        <w:t>rasmi</w:t>
+      </w:r>
+      <w:proofErr w:type="spellEnd"/>
+      <w:r>
+        <w:t xml:space="preserve"> (</w:t>
+      </w:r>
+      <w:proofErr w:type="spellStart"/>
+      <w:r>
+        <w:t>kandungan</w:t>
+      </w:r>
+      <w:proofErr w:type="spellEnd"/>
+      <w:r>
+        <w:t xml:space="preserve"> </w:t>
+      </w:r>
+      <w:proofErr w:type="spellStart"/>
+      <w:r>
+        <w:t>surat</w:t>
+      </w:r>
+      <w:proofErr w:type="spellEnd"/>
+      <w:r>
+        <w:t>/</w:t>
+      </w:r>
+      <w:proofErr w:type="spellStart"/>
+      <w:r>
+        <w:t>laporan</w:t>
+      </w:r>
+      <w:proofErr w:type="spellEnd"/>
+      <w:r>
+        <w:t xml:space="preserve">) </w:t>
+      </w:r>
+      <w:proofErr w:type="spellStart"/>
+      <w:r>
+        <w:t>masih</w:t>
+      </w:r>
+      <w:proofErr w:type="spellEnd"/>
+      <w:r>
+        <w:t xml:space="preserve"> </w:t>
+      </w:r>
+      <w:proofErr w:type="spellStart"/>
+      <w:r>
+        <w:t>dalam</w:t>
+      </w:r>
+      <w:proofErr w:type="spellEnd"/>
+      <w:r>
+        <w:t xml:space="preserve"> </w:t>
+      </w:r>
+      <w:proofErr w:type="spellStart"/>
+      <w:r>
+        <w:t>cadangan</w:t>
+      </w:r>
+      <w:proofErr w:type="spellEnd"/>
+      <w:r>
+        <w:t xml:space="preserve"> </w:t>
+      </w:r>
+      <w:proofErr w:type="spellStart"/>
+      <w:r>
+        <w:t>jangka</w:t>
+      </w:r>
+      <w:proofErr w:type="spellEnd"/>
+      <w:r>
+        <w:t xml:space="preserve"> </w:t>
+      </w:r>
+      <w:proofErr w:type="spellStart"/>
+      <w:proofErr w:type="gramStart"/>
+      <w:r>
+        <w:t>panjang.Togol</w:t>
+      </w:r>
+      <w:proofErr w:type="spellEnd"/>
+      <w:proofErr w:type="gramEnd"/>
+      <w:r>
+        <w:t xml:space="preserve"> </w:t>
+      </w:r>
+      <w:proofErr w:type="spellStart"/>
+      <w:r>
+        <w:t>bahasa</w:t>
+      </w:r>
+      <w:proofErr w:type="spellEnd"/>
+      <w:r>
+        <w:t xml:space="preserve"> BM/EN </w:t>
+      </w:r>
+      <w:proofErr w:type="spellStart"/>
+      <w:r>
+        <w:t>untuk</w:t>
+      </w:r>
+      <w:proofErr w:type="spellEnd"/>
+      <w:r>
+        <w:t xml:space="preserve"> antara muka telah </w:t>
+      </w:r>
+      <w:proofErr w:type="spellStart"/>
+      <w:r>
+        <w:t>dilaksanakan</w:t>
+      </w:r>
+      <w:proofErr w:type="spellEnd"/>
+      <w:r>
+        <w:t xml:space="preserve"> </w:t>
+      </w:r>
+      <w:proofErr w:type="spellStart"/>
+      <w:r>
+        <w:t>sepenuhnya</w:t>
+      </w:r>
+      <w:proofErr w:type="spellEnd"/>
+      <w:r>
+        <w:t xml:space="preserve"> </w:t>
+      </w:r>
+      <w:proofErr w:type="spellStart"/>
+      <w:r>
+        <w:t>dalam</w:t>
+      </w:r>
+      <w:proofErr w:type="spellEnd"/>
+      <w:r>
+        <w:t xml:space="preserve"> v7.0</w:t>
+      </w:r>
+      <w:r>
+        <w:t>.</w:t>
       </w:r>
     </w:p>
     <w:p>
@@ -14173,7 +14255,6 @@
           <w:color w:val="1A56DB"/>
           <w:sz w:val="22"/>
         </w:rPr>
-        <w:lastRenderedPageBreak/>
         <w:t xml:space="preserve">12. </w:t>
       </w:r>
       <w:proofErr w:type="spellStart"/>
@@ -16233,23 +16314,14 @@
     <w:p>
       <w:pPr>
         <w:spacing w:before="200" w:after="80"/>
+      </w:pPr>
+      <w:r>
         <w:rPr>
           <w:b/>
           <w:color w:val="0D1B3E"/>
           <w:sz w:val="26"/>
         </w:rPr>
-      </w:pPr>
-    </w:p>
-    <w:p>
-      <w:pPr>
-        <w:spacing w:before="200" w:after="80"/>
-      </w:pPr>
-      <w:r>
-        <w:rPr>
-          <w:b/>
-          <w:color w:val="0D1B3E"/>
-          <w:sz w:val="26"/>
-        </w:rPr>
+        <w:lastRenderedPageBreak/>
         <w:t xml:space="preserve">5.2 </w:t>
       </w:r>
       <w:proofErr w:type="spellStart"/>
@@ -16438,7 +16510,6 @@
         <w:ind w:left="454" w:hanging="283"/>
       </w:pPr>
       <w:r>
-        <w:lastRenderedPageBreak/>
         <w:t>2.  Klik ikon 📎 untuk muat naik fail CSV atau Excel (.xlsx)</w:t>
       </w:r>
     </w:p>
@@ -16457,6 +16528,7 @@
         <w:ind w:left="454" w:hanging="283"/>
       </w:pPr>
       <w:r>
+        <w:lastRenderedPageBreak/>
         <w:t>4.  Contoh: "Tunjukkan carta jumlah murid mengikut sekolah"</w:t>
       </w:r>
     </w:p>
@@ -16500,41 +16572,26 @@
     </w:p>
     <w:p>
       <w:r>
-        <w:rPr>
-          <w:b w:val="0"/>
-        </w:rPr>
         <w:t>Eksport PowerPoint: Klik ikon petak carta di bahagian bawah sebarang respons analisis. Pilih bahagian yang dikehendaki (Penemuan, Carta, Jadual, Cadangan dll.) dari satu atau lebih sesi, kemudian klik "Jana Slaid" untuk muat turun fail .pptx.</w:t>
       </w:r>
     </w:p>
     <w:p>
       <w:r>
-        <w:rPr>
-          <w:b w:val="0"/>
-        </w:rPr>
         <w:t>Eksport Excel: Selepas analisis selesai, klik ikon Excel dalam panel WORKSPACE untuk mengeksport data ke fail .xlsx.</w:t>
       </w:r>
     </w:p>
     <w:p>
       <w:r>
-        <w:rPr>
-          <w:b w:val="0"/>
-        </w:rPr>
         <w:t>Perbandingan Dua Fail: Untuk membandingkan dua set data, muat naik fail pertama, kemudian muat naik fail kedua. Sistem akan mengesan kedua-dua fail dan tanya sama ada anda ingin membandingkannya.</w:t>
       </w:r>
     </w:p>
     <w:p>
       <w:r>
-        <w:rPr>
-          <w:b w:val="0"/>
-        </w:rPr>
         <w:t>Template Pendidikan (1-Klik): Klik ikon templat untuk akses analisis siap guna -- Keputusan Peperiksaan dan Kehadiran Murid. Sistem akan menjana analisis lengkap secara automatik.</w:t>
       </w:r>
     </w:p>
     <w:p>
       <w:r>
-        <w:rPr>
-          <w:b w:val="0"/>
-        </w:rPr>
         <w:t>Soal Jawab Carta: Selepas carta dijana, anda boleh terus bertanya tentang carta tersebut. Contoh: "Sekolah mana yang paling rendah dalam carta ini?" -- sistem akan menjawab berdasarkan data carta.</w:t>
       </w:r>
     </w:p>
@@ -16664,6 +16721,7 @@
         <w:ind w:left="454" w:hanging="283"/>
       </w:pPr>
       <w:r>
+        <w:lastRenderedPageBreak/>
         <w:t>5.  Sistem akan menjana rumusan dan cadangan secara automatik</w:t>
       </w:r>
     </w:p>
@@ -16702,68 +16760,36 @@
         <w:rPr>
           <w:color w:val="744210"/>
         </w:rPr>
-        <w:t>Maksimum 4 gambar boleh dimuat naik per laporan. Semua gambar MESTI dalam orientasi landscape (lebar &gt; tinggi). Gambar portrait akan ditolak.</w:t>
-      </w:r>
-    </w:p>
-    <w:p>
-      <w:pPr>
-        <w:spacing w:before="200" w:after="80"/>
-        <w:rPr>
-          <w:b/>
-          <w:color w:val="0D1B3E"/>
-          <w:sz w:val="26"/>
-        </w:rPr>
-      </w:pPr>
-    </w:p>
-    <w:p>
-      <w:pPr>
-        <w:spacing w:before="200" w:after="80"/>
-        <w:rPr>
-          <w:b/>
-          <w:color w:val="0D1B3E"/>
-          <w:sz w:val="26"/>
-        </w:rPr>
-      </w:pPr>
-    </w:p>
-    <w:p>
-      <w:pPr>
-        <w:spacing w:before="200" w:after="80"/>
-        <w:rPr>
-          <w:b/>
-          <w:color w:val="0D1B3E"/>
-          <w:sz w:val="26"/>
-        </w:rPr>
-      </w:pPr>
-    </w:p>
-    <w:p>
-      <w:pPr>
-        <w:spacing w:before="200" w:after="80"/>
-        <w:rPr>
-          <w:b/>
-          <w:color w:val="0D1B3E"/>
-          <w:sz w:val="26"/>
-        </w:rPr>
-      </w:pPr>
-    </w:p>
-    <w:p>
-      <w:pPr>
-        <w:spacing w:before="200" w:after="80"/>
-        <w:rPr>
-          <w:b/>
-          <w:color w:val="0D1B3E"/>
-          <w:sz w:val="26"/>
-        </w:rPr>
-      </w:pPr>
-    </w:p>
-    <w:p>
-      <w:pPr>
-        <w:spacing w:before="200" w:after="80"/>
-        <w:rPr>
-          <w:b/>
-          <w:color w:val="0D1B3E"/>
-          <w:sz w:val="26"/>
-        </w:rPr>
-      </w:pPr>
+        <w:t xml:space="preserve">Maksimum 4 gambar boleh dimuat naik per laporan. Semua gambar MESTI dalam orientasi landscape (lebar &gt; tinggi). Gambar portrait </w:t>
+      </w:r>
+      <w:proofErr w:type="spellStart"/>
+      <w:r>
+        <w:rPr>
+          <w:color w:val="744210"/>
+        </w:rPr>
+        <w:t>akan</w:t>
+      </w:r>
+      <w:proofErr w:type="spellEnd"/>
+      <w:r>
+        <w:rPr>
+          <w:color w:val="744210"/>
+        </w:rPr>
+        <w:t xml:space="preserve"> </w:t>
+      </w:r>
+      <w:proofErr w:type="spellStart"/>
+      <w:r>
+        <w:rPr>
+          <w:color w:val="744210"/>
+        </w:rPr>
+        <w:t>ditolak</w:t>
+      </w:r>
+      <w:proofErr w:type="spellEnd"/>
+      <w:r>
+        <w:rPr>
+          <w:color w:val="744210"/>
+        </w:rPr>
+        <w:t>.</w:t>
+      </w:r>
     </w:p>
     <w:p>
       <w:pPr>
@@ -16923,9 +16949,6 @@
     </w:p>
     <w:p>
       <w:r>
-        <w:rPr>
-          <w:b w:val="0"/>
-        </w:rPr>
         <w:t>9.  Hantar Emel: Klik butang "Hantar Emel" dalam panel WORKSPACE untuk menghantar dokumen terus kepada penerima. Masukkan alamat emel dan klik Hantar. (Memerlukan konfigurasi SMTP oleh pentadbir sistem.)</w:t>
       </w:r>
     </w:p>
@@ -16962,63 +16985,14 @@
     <w:p>
       <w:pPr>
         <w:spacing w:before="200" w:after="80"/>
+      </w:pPr>
+      <w:r>
         <w:rPr>
           <w:b/>
           <w:color w:val="0D1B3E"/>
           <w:sz w:val="26"/>
         </w:rPr>
-      </w:pPr>
-    </w:p>
-    <w:p>
-      <w:pPr>
-        <w:spacing w:before="200" w:after="80"/>
-        <w:rPr>
-          <w:b/>
-          <w:color w:val="0D1B3E"/>
-          <w:sz w:val="26"/>
-        </w:rPr>
-      </w:pPr>
-    </w:p>
-    <w:p>
-      <w:pPr>
-        <w:spacing w:before="200" w:after="80"/>
-        <w:rPr>
-          <w:b/>
-          <w:color w:val="0D1B3E"/>
-          <w:sz w:val="26"/>
-        </w:rPr>
-      </w:pPr>
-    </w:p>
-    <w:p>
-      <w:pPr>
-        <w:spacing w:before="200" w:after="80"/>
-        <w:rPr>
-          <w:b/>
-          <w:color w:val="0D1B3E"/>
-          <w:sz w:val="26"/>
-        </w:rPr>
-      </w:pPr>
-    </w:p>
-    <w:p>
-      <w:pPr>
-        <w:spacing w:before="200" w:after="80"/>
-        <w:rPr>
-          <w:b/>
-          <w:color w:val="0D1B3E"/>
-          <w:sz w:val="26"/>
-        </w:rPr>
-      </w:pPr>
-    </w:p>
-    <w:p>
-      <w:pPr>
-        <w:spacing w:before="200" w:after="80"/>
-      </w:pPr>
-      <w:r>
-        <w:rPr>
-          <w:b/>
-          <w:color w:val="0D1B3E"/>
-          <w:sz w:val="26"/>
-        </w:rPr>
+        <w:lastRenderedPageBreak/>
         <w:t>5.6 Modul: Document Review</w:t>
       </w:r>
     </w:p>
@@ -17228,6 +17202,36 @@
     <w:p>
       <w:pPr>
         <w:spacing w:before="200" w:after="80"/>
+        <w:rPr>
+          <w:b/>
+          <w:color w:val="0D1B3E"/>
+          <w:sz w:val="26"/>
+        </w:rPr>
+      </w:pPr>
+    </w:p>
+    <w:p>
+      <w:pPr>
+        <w:spacing w:before="200" w:after="80"/>
+        <w:rPr>
+          <w:b/>
+          <w:color w:val="0D1B3E"/>
+          <w:sz w:val="26"/>
+        </w:rPr>
+      </w:pPr>
+    </w:p>
+    <w:p>
+      <w:pPr>
+        <w:spacing w:before="200" w:after="80"/>
+        <w:rPr>
+          <w:b/>
+          <w:color w:val="0D1B3E"/>
+          <w:sz w:val="26"/>
+        </w:rPr>
+      </w:pPr>
+    </w:p>
+    <w:p>
+      <w:pPr>
+        <w:spacing w:before="200" w:after="80"/>
       </w:pPr>
       <w:r>
         <w:rPr>
@@ -17366,9 +17370,6 @@
     </w:p>
     <w:p>
       <w:r>
-        <w:rPr>
-          <w:b w:val="0"/>
-        </w:rPr>
         <w:t>7.  Navigasi Pantas Antara Agen: Dalam respons KPM Support, terdapat butang navigasi pantas (pill) yang membolehkan anda beralih terus ke agen lain (Analisis Data, Penjana Surat, Penjana Laporan, Semakan Dokumen) tanpa perlu kembali ke halaman utama.</w:t>
       </w:r>
     </w:p>
@@ -17378,20 +17379,133 @@
         <w:jc w:val="both"/>
       </w:pPr>
       <w:r>
-        <w:t>Sistem yang disokong: EMIS, APDM, DTPCare, SK@S, DELIMa, Polisi &amp; Pekeliling KPM</w:t>
+        <w:t xml:space="preserve">Sistem yang </w:t>
+      </w:r>
+      <w:proofErr w:type="spellStart"/>
+      <w:r>
+        <w:t>disokong</w:t>
+      </w:r>
+      <w:proofErr w:type="spellEnd"/>
+      <w:r>
+        <w:t xml:space="preserve">: EMIS, </w:t>
+      </w:r>
+      <w:proofErr w:type="spellStart"/>
+      <w:r>
+        <w:t>DTPCare</w:t>
+      </w:r>
+      <w:proofErr w:type="spellEnd"/>
+      <w:r>
+        <w:t xml:space="preserve">, SK@S, </w:t>
+      </w:r>
+      <w:proofErr w:type="spellStart"/>
+      <w:r>
+        <w:t>DELIMa</w:t>
+      </w:r>
+      <w:proofErr w:type="spellEnd"/>
+      <w:r>
+        <w:t>, Polisi &amp; Pekeliling KPM</w:t>
       </w:r>
     </w:p>
     <w:p>
       <w:pPr>
         <w:spacing w:before="200" w:after="80"/>
-      </w:pPr>
-      <w:r>
         <w:rPr>
           <w:b/>
           <w:color w:val="0D1B3E"/>
           <w:sz w:val="26"/>
         </w:rPr>
-        <w:t>5.8 Sejarah Sesi &amp; Togol Bahasa</w:t>
+      </w:pPr>
+    </w:p>
+    <w:p>
+      <w:pPr>
+        <w:spacing w:before="200" w:after="80"/>
+        <w:rPr>
+          <w:b/>
+          <w:color w:val="0D1B3E"/>
+          <w:sz w:val="26"/>
+        </w:rPr>
+      </w:pPr>
+    </w:p>
+    <w:p>
+      <w:pPr>
+        <w:spacing w:before="200" w:after="80"/>
+        <w:rPr>
+          <w:b/>
+          <w:color w:val="0D1B3E"/>
+          <w:sz w:val="26"/>
+        </w:rPr>
+      </w:pPr>
+    </w:p>
+    <w:p>
+      <w:pPr>
+        <w:spacing w:before="200" w:after="80"/>
+        <w:rPr>
+          <w:b/>
+          <w:color w:val="0D1B3E"/>
+          <w:sz w:val="26"/>
+        </w:rPr>
+      </w:pPr>
+    </w:p>
+    <w:p>
+      <w:pPr>
+        <w:spacing w:before="200" w:after="80"/>
+        <w:rPr>
+          <w:b/>
+          <w:color w:val="0D1B3E"/>
+          <w:sz w:val="26"/>
+        </w:rPr>
+      </w:pPr>
+    </w:p>
+    <w:p>
+      <w:pPr>
+        <w:spacing w:before="200" w:after="80"/>
+        <w:rPr>
+          <w:b/>
+          <w:color w:val="0D1B3E"/>
+          <w:sz w:val="26"/>
+        </w:rPr>
+      </w:pPr>
+    </w:p>
+    <w:p>
+      <w:pPr>
+        <w:spacing w:before="200" w:after="80"/>
+        <w:rPr>
+          <w:b/>
+          <w:color w:val="0D1B3E"/>
+          <w:sz w:val="26"/>
+        </w:rPr>
+      </w:pPr>
+    </w:p>
+    <w:p>
+      <w:pPr>
+        <w:spacing w:before="200" w:after="80"/>
+      </w:pPr>
+      <w:r>
+        <w:rPr>
+          <w:b/>
+          <w:color w:val="0D1B3E"/>
+          <w:sz w:val="26"/>
+        </w:rPr>
+        <w:lastRenderedPageBreak/>
+        <w:t xml:space="preserve">5.8 Sejarah Sesi &amp; </w:t>
+      </w:r>
+      <w:proofErr w:type="spellStart"/>
+      <w:r>
+        <w:rPr>
+          <w:b/>
+          <w:color w:val="0D1B3E"/>
+          <w:sz w:val="26"/>
+        </w:rPr>
+        <w:t>Togol</w:t>
+      </w:r>
+      <w:proofErr w:type="spellEnd"/>
+      <w:r>
+        <w:rPr>
+          <w:b/>
+          <w:color w:val="0D1B3E"/>
+          <w:sz w:val="26"/>
+        </w:rPr>
+        <w:t xml:space="preserve"> Bahasa</w:t>
       </w:r>
     </w:p>
     <w:p>
@@ -17459,7 +17573,6 @@
         <w:ind w:left="454" w:hanging="283"/>
       </w:pPr>
       <w:r>
-        <w:lastRenderedPageBreak/>
         <w:t>1.  Klik butang History di sudut kanan atas semasa dalam mana-mana modul</w:t>
       </w:r>
     </w:p>
@@ -17636,75 +17749,48 @@
         <w:t>3.  Pilihan bahasa disimpan dan diingat pada kali seterusnya</w:t>
       </w:r>
     </w:p>
+    <w:p/>
     <w:p>
       <w:r>
         <w:rPr>
-          <w:b w:val="0"/>
-        </w:rPr>
+          <w:b/>
+          <w:sz w:val="22"/>
+        </w:rPr>
+        <w:t>Mod Gelap/Cerah (Dark/Light Mode)</w:t>
       </w:r>
     </w:p>
     <w:p>
       <w:r>
+        <w:t>1.  Cari ikon bulan/matahari di bar navigasi atas.</w:t>
+      </w:r>
+    </w:p>
+    <w:p>
+      <w:r>
+        <w:t>2.  Klik untuk bertukar antara mod gelap (dark) dan mod cerah (light).</w:t>
+      </w:r>
+    </w:p>
+    <w:p>
+      <w:r>
+        <w:t>3.  Pilihan tema disimpan secara automatik untuk sesi berikutnya.</w:t>
+      </w:r>
+    </w:p>
+    <w:p/>
+    <w:p>
+      <w:r>
         <w:rPr>
           <w:b/>
           <w:sz w:val="22"/>
         </w:rPr>
-        <w:t>Mod Gelap/Cerah (Dark/Light Mode)</w:t>
+        <w:t>Pelarasan Saiz Fon</w:t>
       </w:r>
     </w:p>
     <w:p>
       <w:r>
-        <w:rPr>
-          <w:b w:val="0"/>
-        </w:rPr>
-        <w:t>1.  Cari ikon bulan/matahari di bar navigasi atas.</w:t>
+        <w:t>1.  Cari butang A+ dan A- di bar navigasi atas.</w:t>
       </w:r>
     </w:p>
     <w:p>
       <w:r>
-        <w:rPr>
-          <w:b w:val="0"/>
-        </w:rPr>
-        <w:t>2.  Klik untuk bertukar antara mod gelap (dark) dan mod cerah (light).</w:t>
-      </w:r>
-    </w:p>
-    <w:p>
-      <w:r>
-        <w:rPr>
-          <w:b w:val="0"/>
-        </w:rPr>
-        <w:t>3.  Pilihan tema disimpan secara automatik untuk sesi berikutnya.</w:t>
-      </w:r>
-    </w:p>
-    <w:p>
-      <w:r>
-        <w:rPr>
-          <w:b w:val="0"/>
-        </w:rPr>
-      </w:r>
-    </w:p>
-    <w:p>
-      <w:r>
-        <w:rPr>
-          <w:b/>
-          <w:sz w:val="22"/>
-        </w:rPr>
-        <w:t>Pelarasan Saiz Fon</w:t>
-      </w:r>
-    </w:p>
-    <w:p>
-      <w:r>
-        <w:rPr>
-          <w:b w:val="0"/>
-        </w:rPr>
-        <w:t>1.  Cari butang A+ dan A- di bar navigasi atas.</w:t>
-      </w:r>
-    </w:p>
-    <w:p>
-      <w:r>
-        <w:rPr>
-          <w:b w:val="0"/>
-        </w:rPr>
         <w:t>2.  Klik A+ untuk membesarkan teks atau A- untuk mengecilkan teks dalam ruang perbualan.</w:t>
       </w:r>
     </w:p>
@@ -17762,19 +17848,79 @@
         <w:spacing w:after="80" w:line="260" w:lineRule="exact"/>
       </w:pPr>
       <w:r>
-        <w:t>J: Pastikan anda menggunakan akaun Google rasmi KPM dengan domain @moe.gov.my atau @moe-dl.edu.my. Akaun Gmail peribadi tidak dibenarkan. Hubungi pentadbir ICT jika masalah berterusan.</w:t>
+        <w:t xml:space="preserve">J: Pastikan anda menggunakan akaun Google rasmi KPM dengan domain @moe.gov.my atau @moe-dl.edu.my. Akaun Gmail peribadi tidak dibenarkan. Hubungi pentadbir ICT </w:t>
+      </w:r>
+      <w:proofErr w:type="spellStart"/>
+      <w:r>
+        <w:t>jika</w:t>
+      </w:r>
+      <w:proofErr w:type="spellEnd"/>
+      <w:r>
+        <w:t xml:space="preserve"> </w:t>
+      </w:r>
+      <w:proofErr w:type="spellStart"/>
+      <w:r>
+        <w:t>masalah</w:t>
+      </w:r>
+      <w:proofErr w:type="spellEnd"/>
+      <w:r>
+        <w:t xml:space="preserve"> </w:t>
+      </w:r>
+      <w:proofErr w:type="spellStart"/>
+      <w:r>
+        <w:t>berterusan</w:t>
+      </w:r>
+      <w:proofErr w:type="spellEnd"/>
+      <w:r>
+        <w:t>.</w:t>
       </w:r>
     </w:p>
     <w:p>
       <w:pPr>
-        <w:pBdr>
-          <w:bottom w:val="single" w:sz="8" w:space="0" w:color="CBD5E0"/>
-        </w:pBdr>
-        <w:spacing w:before="40" w:after="120"/>
-      </w:pPr>
+        <w:spacing w:before="160" w:after="40"/>
+      </w:pPr>
+      <w:r>
+        <w:rPr>
+          <w:b/>
+          <w:color w:val="0D1B3E"/>
+        </w:rPr>
+        <w:t>S: Adakah dokumen yang dijana oleh AI betul 100%?</w:t>
+      </w:r>
     </w:p>
     <w:p>
       <w:pPr>
+        <w:spacing w:after="80" w:line="260" w:lineRule="exact"/>
+      </w:pPr>
+      <w:r>
+        <w:t xml:space="preserve">J: Tidak. Semua dokumen adalah DRAF yang dijana oleh AI dan MESTI disemak oleh pengguna sebelum digunakan secara rasmi. AI mungkin menghasilkan kesilapan </w:t>
+      </w:r>
+      <w:proofErr w:type="spellStart"/>
+      <w:r>
+        <w:t>fakta</w:t>
+      </w:r>
+      <w:proofErr w:type="spellEnd"/>
+      <w:r>
+        <w:t xml:space="preserve">, </w:t>
+      </w:r>
+      <w:proofErr w:type="spellStart"/>
+      <w:r>
+        <w:t>ejaan</w:t>
+      </w:r>
+      <w:proofErr w:type="spellEnd"/>
+      <w:r>
+        <w:t xml:space="preserve"> </w:t>
+      </w:r>
+      <w:proofErr w:type="spellStart"/>
+      <w:r>
+        <w:t>atau</w:t>
+      </w:r>
+      <w:proofErr w:type="spellEnd"/>
+      <w:r>
+        <w:t xml:space="preserve"> format.</w:t>
+      </w:r>
+    </w:p>
+    <w:p>
+      <w:pPr>
         <w:spacing w:before="160" w:after="40"/>
       </w:pPr>
       <w:r>
@@ -17782,7 +17928,7 @@
           <w:b/>
           <w:color w:val="0D1B3E"/>
         </w:rPr>
-        <w:t>S: Adakah dokumen yang dijana oleh AI betul 100%?</w:t>
+        <w:t>S: Bolehkah saya muat naik PDF yang telah diimbas?</w:t>
       </w:r>
     </w:p>
     <w:p>
@@ -17790,19 +17936,79 @@
         <w:spacing w:after="80" w:line="260" w:lineRule="exact"/>
       </w:pPr>
       <w:r>
-        <w:t>J: Tidak. Semua dokumen adalah DRAF yang dijana oleh AI dan MESTI disemak oleh pengguna sebelum digunakan secara rasmi. AI mungkin menghasilkan kesilapan fakta, ejaan atau format.</w:t>
+        <w:t xml:space="preserve">J: Tidak. Sistem hanya menyokong PDF dengan teks boleh pilih. PDF imbasan perlu ditukar menggunakan </w:t>
+      </w:r>
+      <w:proofErr w:type="spellStart"/>
+      <w:r>
+        <w:t>perisian</w:t>
+      </w:r>
+      <w:proofErr w:type="spellEnd"/>
+      <w:r>
+        <w:t xml:space="preserve"> OCR </w:t>
+      </w:r>
+      <w:proofErr w:type="spellStart"/>
+      <w:r>
+        <w:t>terlebih</w:t>
+      </w:r>
+      <w:proofErr w:type="spellEnd"/>
+      <w:r>
+        <w:t xml:space="preserve"> </w:t>
+      </w:r>
+      <w:proofErr w:type="spellStart"/>
+      <w:r>
+        <w:t>dahulu</w:t>
+      </w:r>
+      <w:proofErr w:type="spellEnd"/>
+      <w:r>
+        <w:t>.</w:t>
       </w:r>
     </w:p>
     <w:p>
       <w:pPr>
-        <w:pBdr>
-          <w:bottom w:val="single" w:sz="8" w:space="0" w:color="CBD5E0"/>
-        </w:pBdr>
-        <w:spacing w:before="40" w:after="120"/>
-      </w:pPr>
+        <w:spacing w:before="160" w:after="40"/>
+      </w:pPr>
+      <w:r>
+        <w:rPr>
+          <w:b/>
+          <w:color w:val="0D1B3E"/>
+        </w:rPr>
+        <w:t>S: Data saya selamat dalam sistem ini?</w:t>
+      </w:r>
     </w:p>
     <w:p>
       <w:pPr>
+        <w:spacing w:after="80" w:line="260" w:lineRule="exact"/>
+      </w:pPr>
+      <w:r>
+        <w:t xml:space="preserve">J: Ya. Sistem menggunakan Google OAuth 2.0 — kata laluan tidak disimpan. Sesi disulitkan. Hanya pengguna dengan domain KPM yang </w:t>
+      </w:r>
+      <w:proofErr w:type="spellStart"/>
+      <w:r>
+        <w:t>dibenarkan</w:t>
+      </w:r>
+      <w:proofErr w:type="spellEnd"/>
+      <w:r>
+        <w:t xml:space="preserve"> </w:t>
+      </w:r>
+      <w:proofErr w:type="spellStart"/>
+      <w:r>
+        <w:t>mengakses</w:t>
+      </w:r>
+      <w:proofErr w:type="spellEnd"/>
+      <w:r>
+        <w:t xml:space="preserve"> </w:t>
+      </w:r>
+      <w:proofErr w:type="spellStart"/>
+      <w:r>
+        <w:t>sistem</w:t>
+      </w:r>
+      <w:proofErr w:type="spellEnd"/>
+      <w:r>
+        <w:t>.</w:t>
+      </w:r>
+    </w:p>
+    <w:p>
+      <w:pPr>
         <w:spacing w:before="160" w:after="40"/>
       </w:pPr>
       <w:r>
@@ -17810,7 +18016,7 @@
           <w:b/>
           <w:color w:val="0D1B3E"/>
         </w:rPr>
-        <w:t>S: Bolehkah saya muat naik PDF yang telah diimbas?</w:t>
+        <w:t>S: Bolehkah saya guna sistem ini di telefon?</w:t>
       </w:r>
     </w:p>
     <w:p>
@@ -17818,19 +18024,87 @@
         <w:spacing w:after="80" w:line="260" w:lineRule="exact"/>
       </w:pPr>
       <w:r>
-        <w:t>J: Tidak. Sistem hanya menyokong PDF dengan teks boleh pilih. PDF imbasan perlu ditukar menggunakan perisian OCR terlebih dahulu.</w:t>
+        <w:t xml:space="preserve">J: Sistem boleh diakses melalui pelayar web telefon bimbit, tetapi antara muka dioptimumkan untuk skrin komputer. Pengalaman terbaik adalah menggunakan komputer </w:t>
+      </w:r>
+      <w:proofErr w:type="spellStart"/>
+      <w:r>
+        <w:t>meja</w:t>
+      </w:r>
+      <w:proofErr w:type="spellEnd"/>
+      <w:r>
+        <w:t xml:space="preserve"> </w:t>
+      </w:r>
+      <w:proofErr w:type="spellStart"/>
+      <w:r>
+        <w:t>atau</w:t>
+      </w:r>
+      <w:proofErr w:type="spellEnd"/>
+      <w:r>
+        <w:t xml:space="preserve"> </w:t>
+      </w:r>
+      <w:proofErr w:type="spellStart"/>
+      <w:r>
+        <w:t>komputer</w:t>
+      </w:r>
+      <w:proofErr w:type="spellEnd"/>
+      <w:r>
+        <w:t xml:space="preserve"> </w:t>
+      </w:r>
+      <w:proofErr w:type="spellStart"/>
+      <w:r>
+        <w:t>riba</w:t>
+      </w:r>
+      <w:proofErr w:type="spellEnd"/>
+      <w:r>
+        <w:t>.</w:t>
       </w:r>
     </w:p>
     <w:p>
       <w:pPr>
-        <w:pBdr>
-          <w:bottom w:val="single" w:sz="8" w:space="0" w:color="CBD5E0"/>
-        </w:pBdr>
-        <w:spacing w:before="40" w:after="120"/>
-      </w:pPr>
+        <w:spacing w:before="160" w:after="40"/>
+      </w:pPr>
+      <w:r>
+        <w:rPr>
+          <w:b/>
+          <w:color w:val="0D1B3E"/>
+        </w:rPr>
+        <w:t>S: Apa yang perlu dilakukan jika AI mengambil masa lama untuk bertindak balas?</w:t>
+      </w:r>
     </w:p>
     <w:p>
       <w:pPr>
+        <w:spacing w:after="80" w:line="260" w:lineRule="exact"/>
+      </w:pPr>
+      <w:r>
+        <w:t xml:space="preserve">J: Sistem akan memaparkan mesej "AI sedang memproses, sila tunggu...". Jangan tutup halaman. Jika melebihi 2 minit, muat semula </w:t>
+      </w:r>
+      <w:proofErr w:type="spellStart"/>
+      <w:r>
+        <w:t>halaman</w:t>
+      </w:r>
+      <w:proofErr w:type="spellEnd"/>
+      <w:r>
+        <w:t xml:space="preserve"> dan </w:t>
+      </w:r>
+      <w:proofErr w:type="spellStart"/>
+      <w:r>
+        <w:t>cuba</w:t>
+      </w:r>
+      <w:proofErr w:type="spellEnd"/>
+      <w:r>
+        <w:t xml:space="preserve"> </w:t>
+      </w:r>
+      <w:proofErr w:type="spellStart"/>
+      <w:r>
+        <w:t>semula</w:t>
+      </w:r>
+      <w:proofErr w:type="spellEnd"/>
+      <w:r>
+        <w:t>.</w:t>
+      </w:r>
+    </w:p>
+    <w:p>
+      <w:pPr>
         <w:spacing w:before="160" w:after="40"/>
       </w:pPr>
       <w:r>
@@ -17838,7 +18112,7 @@
           <w:b/>
           <w:color w:val="0D1B3E"/>
         </w:rPr>
-        <w:t>S: Data saya selamat dalam sistem ini?</w:t>
+        <w:t>S: Bagaimana untuk tambah atau tukar letterhead?</w:t>
       </w:r>
     </w:p>
     <w:p>
@@ -17846,182 +18120,190 @@
         <w:spacing w:after="80" w:line="260" w:lineRule="exact"/>
       </w:pPr>
       <w:r>
-        <w:t>J: Ya. Sistem menggunakan Google OAuth 2.0 — kata laluan tidak disimpan. Sesi disulitkan. Hanya pengguna dengan domain KPM yang dibenarkan mengakses sistem.</w:t>
+        <w:t xml:space="preserve">J: Semasa dalam mana-mana modul, klik butang "Letterhead &amp; Logo" di sudut kanan atas. Muat naik imej PNG/JPG (maksimum 5MB) </w:t>
+      </w:r>
+      <w:proofErr w:type="spellStart"/>
+      <w:r>
+        <w:t>untuk</w:t>
+      </w:r>
+      <w:proofErr w:type="spellEnd"/>
+      <w:r>
+        <w:t xml:space="preserve"> letterhead </w:t>
+      </w:r>
+      <w:proofErr w:type="spellStart"/>
+      <w:r>
+        <w:t>atau</w:t>
+      </w:r>
+      <w:proofErr w:type="spellEnd"/>
+      <w:r>
+        <w:t xml:space="preserve"> logo.</w:t>
       </w:r>
     </w:p>
     <w:p>
       <w:pPr>
-        <w:pBdr>
-          <w:bottom w:val="single" w:sz="8" w:space="0" w:color="CBD5E0"/>
-        </w:pBdr>
-        <w:spacing w:before="40" w:after="120"/>
-      </w:pPr>
+        <w:spacing w:before="160" w:after="40"/>
+      </w:pPr>
+      <w:r>
+        <w:rPr>
+          <w:b/>
+          <w:color w:val="0D1B3E"/>
+        </w:rPr>
+        <w:t>S: Bolehkah lebih daripada seorang pengguna guna sistem secara serentak?</w:t>
+      </w:r>
     </w:p>
     <w:p>
       <w:pPr>
-        <w:spacing w:before="160" w:after="40"/>
-      </w:pPr>
-      <w:r>
-        <w:rPr>
-          <w:b/>
-          <w:color w:val="0D1B3E"/>
-        </w:rPr>
-        <w:t>S: Bolehkah saya guna sistem ini di telefon?</w:t>
+        <w:spacing w:after="80" w:line="260" w:lineRule="exact"/>
+      </w:pPr>
+      <w:r>
+        <w:t xml:space="preserve">J: Ya. </w:t>
+      </w:r>
+      <w:proofErr w:type="spellStart"/>
+      <w:r>
+        <w:t>Sistem</w:t>
+      </w:r>
+      <w:proofErr w:type="spellEnd"/>
+      <w:r>
+        <w:t xml:space="preserve"> </w:t>
+      </w:r>
+      <w:proofErr w:type="spellStart"/>
+      <w:r>
+        <w:t>menyokong</w:t>
+      </w:r>
+      <w:proofErr w:type="spellEnd"/>
+      <w:r>
+        <w:t xml:space="preserve"> </w:t>
+      </w:r>
+      <w:proofErr w:type="spellStart"/>
+      <w:r>
+        <w:t>pelbagai</w:t>
+      </w:r>
+      <w:proofErr w:type="spellEnd"/>
+      <w:r>
+        <w:t xml:space="preserve"> </w:t>
+      </w:r>
+      <w:proofErr w:type="spellStart"/>
+      <w:r>
+        <w:t>pengguna</w:t>
+      </w:r>
+      <w:proofErr w:type="spellEnd"/>
+      <w:r>
+        <w:t xml:space="preserve"> </w:t>
+      </w:r>
+      <w:proofErr w:type="spellStart"/>
+      <w:r>
+        <w:t>serentak</w:t>
+      </w:r>
+      <w:proofErr w:type="spellEnd"/>
+      <w:r>
+        <w:t xml:space="preserve">. </w:t>
+      </w:r>
+      <w:proofErr w:type="spellStart"/>
+      <w:r>
+        <w:t>Setiap</w:t>
+      </w:r>
+      <w:proofErr w:type="spellEnd"/>
+      <w:r>
+        <w:t xml:space="preserve"> </w:t>
+      </w:r>
+      <w:proofErr w:type="spellStart"/>
+      <w:r>
+        <w:t>pengguna</w:t>
+      </w:r>
+      <w:proofErr w:type="spellEnd"/>
+      <w:r>
+        <w:t xml:space="preserve"> </w:t>
+      </w:r>
+      <w:proofErr w:type="spellStart"/>
+      <w:r>
+        <w:t>mempunyai</w:t>
+      </w:r>
+      <w:proofErr w:type="spellEnd"/>
+      <w:r>
+        <w:t xml:space="preserve"> </w:t>
+      </w:r>
+      <w:proofErr w:type="spellStart"/>
+      <w:r>
+        <w:t>sesi</w:t>
+      </w:r>
+      <w:proofErr w:type="spellEnd"/>
+      <w:r>
+        <w:t xml:space="preserve"> </w:t>
+      </w:r>
+      <w:proofErr w:type="spellStart"/>
+      <w:r>
+        <w:t>berasingan</w:t>
+      </w:r>
+      <w:proofErr w:type="spellEnd"/>
+      <w:r>
+        <w:t>.</w:t>
       </w:r>
     </w:p>
     <w:p>
-      <w:pPr>
-        <w:spacing w:after="80" w:line="260" w:lineRule="exact"/>
-      </w:pPr>
-      <w:r>
-        <w:t>J: Sistem boleh diakses melalui pelayar web telefon bimbit, tetapi antara muka dioptimumkan untuk skrin komputer. Pengalaman terbaik adalah menggunakan komputer meja atau komputer riba.</w:t>
+      <w:r>
+        <w:rPr>
+          <w:b/>
+          <w:sz w:val="22"/>
+        </w:rPr>
+        <w:t>S: Bagaimana untuk tukar ke mod gelap (dark mode)?</w:t>
       </w:r>
     </w:p>
     <w:p>
-      <w:pPr>
-        <w:pBdr>
-          <w:bottom w:val="single" w:sz="8" w:space="0" w:color="CBD5E0"/>
-        </w:pBdr>
-        <w:spacing w:before="40" w:after="120"/>
-      </w:pPr>
+      <w:r>
+        <w:t xml:space="preserve">J: Klik ikon bulan/matahari di sudut kanan atas antara muka. Tema akan bertukar serta-merta dan pilihan anda </w:t>
+      </w:r>
+      <w:proofErr w:type="spellStart"/>
+      <w:r>
+        <w:t>disimpan</w:t>
+      </w:r>
+      <w:proofErr w:type="spellEnd"/>
+      <w:r>
+        <w:t xml:space="preserve"> </w:t>
+      </w:r>
+      <w:proofErr w:type="spellStart"/>
+      <w:r>
+        <w:t>untuk</w:t>
+      </w:r>
+      <w:proofErr w:type="spellEnd"/>
+      <w:r>
+        <w:t xml:space="preserve"> </w:t>
+      </w:r>
+      <w:proofErr w:type="spellStart"/>
+      <w:r>
+        <w:t>sesi</w:t>
+      </w:r>
+      <w:proofErr w:type="spellEnd"/>
+      <w:r>
+        <w:t xml:space="preserve"> </w:t>
+      </w:r>
+      <w:proofErr w:type="spellStart"/>
+      <w:r>
+        <w:t>berikutnya</w:t>
+      </w:r>
+      <w:proofErr w:type="spellEnd"/>
+      <w:r>
+        <w:t>.</w:t>
+      </w:r>
     </w:p>
     <w:p>
-      <w:pPr>
-        <w:spacing w:before="160" w:after="40"/>
-      </w:pPr>
       <w:r>
         <w:rPr>
           <w:b/>
-          <w:color w:val="0D1B3E"/>
-        </w:rPr>
-        <w:t>S: Apa yang perlu dilakukan jika AI mengambil masa lama untuk bertindak balas?</w:t>
+          <w:sz w:val="22"/>
+        </w:rPr>
+        <w:t>S: Bolehkah saya bandingkan dua fail data serentak?</w:t>
       </w:r>
     </w:p>
     <w:p>
-      <w:pPr>
-        <w:spacing w:after="80" w:line="260" w:lineRule="exact"/>
-      </w:pPr>
-      <w:r>
-        <w:t>J: Sistem akan memaparkan mesej "AI sedang memproses, sila tunggu...". Jangan tutup halaman. Jika melebihi 2 minit, muat semula halaman dan cuba semula.</w:t>
+      <w:r>
+        <w:t>J: Ya. Dalam modul Data Analysis, muat naik fail pertama kemudian muat naik fail kedua. Sistem akan mengesan kedua-dua fail dan tanya sama ada anda mahu membandingkannya secara terus.</w:t>
       </w:r>
     </w:p>
-    <w:p>
-      <w:pPr>
-        <w:pBdr>
-          <w:bottom w:val="single" w:sz="8" w:space="0" w:color="CBD5E0"/>
-        </w:pBdr>
-        <w:spacing w:before="40" w:after="120"/>
-      </w:pPr>
-    </w:p>
-    <w:p>
-      <w:pPr>
-        <w:spacing w:before="160" w:after="40"/>
-      </w:pPr>
-      <w:r>
-        <w:rPr>
-          <w:b/>
-          <w:color w:val="0D1B3E"/>
-        </w:rPr>
-        <w:t>S: Bagaimana untuk tambah atau tukar letterhead?</w:t>
-      </w:r>
-    </w:p>
-    <w:p>
-      <w:pPr>
-        <w:spacing w:after="80" w:line="260" w:lineRule="exact"/>
-      </w:pPr>
-      <w:r>
-        <w:t>J: Semasa dalam mana-mana modul, klik butang "Letterhead &amp; Logo" di sudut kanan atas. Muat naik imej PNG/JPG (maksimum 5MB) untuk letterhead atau logo.</w:t>
-      </w:r>
-    </w:p>
-    <w:p>
-      <w:pPr>
-        <w:pBdr>
-          <w:bottom w:val="single" w:sz="8" w:space="0" w:color="CBD5E0"/>
-        </w:pBdr>
-        <w:spacing w:before="40" w:after="120"/>
-      </w:pPr>
-    </w:p>
-    <w:p>
-      <w:pPr>
-        <w:spacing w:before="160" w:after="40"/>
-      </w:pPr>
-      <w:r>
-        <w:rPr>
-          <w:b/>
-          <w:color w:val="0D1B3E"/>
-        </w:rPr>
-        <w:t>S: Bolehkah lebih daripada seorang pengguna guna sistem secara serentak?</w:t>
-      </w:r>
-    </w:p>
-    <w:p>
-      <w:r>
-        <w:rPr>
-          <w:b w:val="0"/>
-        </w:rPr>
-      </w:r>
-    </w:p>
-    <w:p>
-      <w:r>
-        <w:rPr>
-          <w:b/>
-          <w:sz w:val="22"/>
-        </w:rPr>
-        <w:t>S: Bagaimana untuk tukar ke mod gelap (dark mode)?</w:t>
-      </w:r>
-    </w:p>
-    <w:p>
-      <w:r>
-        <w:rPr>
-          <w:b w:val="0"/>
-        </w:rPr>
-        <w:t>J: Klik ikon bulan/matahari di sudut kanan atas antara muka. Tema akan bertukar serta-merta dan pilihan anda disimpan untuk sesi berikutnya.</w:t>
-      </w:r>
-    </w:p>
-    <w:p>
-      <w:r>
-        <w:rPr>
-          <w:b w:val="0"/>
-        </w:rPr>
-      </w:r>
-    </w:p>
-    <w:p>
-      <w:r>
-        <w:rPr>
-          <w:b/>
-          <w:sz w:val="22"/>
-        </w:rPr>
-        <w:t>S: Bolehkah saya bandingkan dua fail data serentak?</w:t>
-      </w:r>
-    </w:p>
-    <w:p>
-      <w:r>
-        <w:rPr>
-          <w:b w:val="0"/>
-        </w:rPr>
-        <w:t>J: Ya. Dalam modul Data Analysis, muat naik fail pertama kemudian muat naik fail kedua. Sistem akan mengesan kedua-dua fail dan tanya sama ada anda mahu membandingkannya secara terus.</w:t>
-      </w:r>
-    </w:p>
-    <w:p>
-      <w:pPr>
-        <w:spacing w:after="80" w:line="260" w:lineRule="exact"/>
-      </w:pPr>
-      <w:r>
-        <w:t>J: Ya. Sistem menyokong pelbagai pengguna serentak. Setiap pengguna mempunyai sesi berasingan.</w:t>
-      </w:r>
-    </w:p>
-    <w:p>
-      <w:pPr>
-        <w:pBdr>
-          <w:bottom w:val="single" w:sz="8" w:space="0" w:color="CBD5E0"/>
-        </w:pBdr>
-        <w:spacing w:before="40" w:after="120"/>
-      </w:pPr>
-    </w:p>
-    <w:p>
-      <w:r>
-        <w:br w:type="page"/>
-      </w:r>
-    </w:p>
+    <w:p/>
+    <w:p/>
+    <w:p/>
+    <w:p/>
+    <w:p/>
     <w:p>
       <w:r>
         <w:rPr>
@@ -18029,17 +18311,11 @@
           <w:color w:val="1A1A2E"/>
           <w:sz w:val="26"/>
         </w:rPr>
+        <w:lastRenderedPageBreak/>
         <w:t>7. SEJARAH PENGEMASKINIAN</w:t>
       </w:r>
     </w:p>
-    <w:p>
-      <w:r>
-        <w:rPr>
-          <w:b w:val="0"/>
-          <w:sz w:val="22"/>
-        </w:rPr>
-      </w:r>
-    </w:p>
+    <w:p/>
     <w:p>
       <w:r>
         <w:rPr>
@@ -18047,119 +18323,103 @@
           <w:color w:val="1A1A2E"/>
           <w:sz w:val="22"/>
         </w:rPr>
-        <w:t>Versi 7.0 -- Julai 2026 (Kemaskini Terkini)</w:t>
+        <w:t>Julai 2026 (</w:t>
+      </w:r>
+      <w:proofErr w:type="spellStart"/>
+      <w:r>
+        <w:rPr>
+          <w:b/>
+          <w:color w:val="1A1A2E"/>
+          <w:sz w:val="22"/>
+        </w:rPr>
+        <w:t>Kemaskini</w:t>
+      </w:r>
+      <w:proofErr w:type="spellEnd"/>
+      <w:r>
+        <w:rPr>
+          <w:b/>
+          <w:color w:val="1A1A2E"/>
+          <w:sz w:val="22"/>
+        </w:rPr>
+        <w:t xml:space="preserve"> Terkini)</w:t>
+      </w:r>
+    </w:p>
+    <w:p/>
+    <w:p>
+      <w:r>
+        <w:rPr>
+          <w:sz w:val="22"/>
+        </w:rPr>
+        <w:t>1.  Eksport PowerPoint dengan Modal Pemilihan Kandungan -- Pengguna kini boleh memilih bahagian tertentu daripada mana-mana sesi analisis terdahulu untuk dimasukkan ke dalam slaid PowerPoint. Sistem menjana dek slaid yang lengkap, berwarna, dan sedia guna untuk pembentangan.</w:t>
       </w:r>
     </w:p>
     <w:p>
       <w:r>
         <w:rPr>
-          <w:b w:val="0"/>
           <w:sz w:val="22"/>
         </w:rPr>
+        <w:t>2.  Togol Bahasa Lengkap (i18n Penuh) -- Semua elemen antara muka kini terjemah sepenuhnya. Ini termasuk tajuk seksyen analisis (Penemuan/Findings, Tafsiran/Interpretation, Cadangan/Recommendations, Amaran/Warnings, Soalan Susulan/Follow-up Questions), mesej muat naik fail, nama agen, dan semua label butang.</w:t>
       </w:r>
     </w:p>
     <w:p>
       <w:r>
         <w:rPr>
-          <w:b w:val="0"/>
           <w:sz w:val="22"/>
         </w:rPr>
-        <w:t>1.  Eksport PowerPoint dengan Modal Pemilihan Kandungan -- Pengguna kini boleh memilih bahagian tertentu daripada mana-mana sesi analisis terdahulu untuk dimasukkan ke dalam slaid PowerPoint. Sistem menjana dek slaid yang lengkap, berwarna, dan sedia guna untuk pembentangan.</w:t>
+        <w:t>3.  Ikon dan Nama Agen Konsisten -- Setiap agen AI kini menggunakan ikon SVG yang sama pada semua bahagian: salam pembuka, setiap respons, sejarah sesi, dan modal PPT. Nama agen juga mengikut bahasa yang dipilih (BM/EN) secara konsisten.</w:t>
       </w:r>
     </w:p>
     <w:p>
       <w:r>
         <w:rPr>
-          <w:b w:val="0"/>
           <w:sz w:val="22"/>
         </w:rPr>
-        <w:t>2.  Togol Bahasa Lengkap (i18n Penuh) -- Semua elemen antara muka kini terjemah sepenuhnya. Ini termasuk tajuk seksyen analisis (Penemuan/Findings, Tafsiran/Interpretation, Cadangan/Recommendations, Amaran/Warnings, Soalan Susulan/Follow-up Questions), mesej muat naik fail, nama agen, dan semua label butang.</w:t>
+        <w:t>4.  Paparan Ikon Betul pada Muat Naik Data -- Mesej pengesahan muat naik fail CSV/Excel kini memaparkan ikon SVG agen Analisis Data yang betul.</w:t>
       </w:r>
     </w:p>
     <w:p>
       <w:r>
         <w:rPr>
-          <w:b w:val="0"/>
           <w:sz w:val="22"/>
         </w:rPr>
-        <w:t>3.  Ikon dan Nama Agen Konsisten -- Setiap agen AI kini menggunakan ikon SVG yang sama pada semua bahagian: salam pembuka, setiap respons, sejarah sesi, dan modal PPT. Nama agen juga mengikut bahasa yang dipilih (BM/EN) secara konsisten.</w:t>
+        <w:t>5.  Sokongan Pangkalan Pengetahuan DELIMa -- Modul KPM Support kini mempunyai pangkalan pengetahuan DELIMa yang diperluaskan.</w:t>
       </w:r>
     </w:p>
     <w:p>
       <w:r>
         <w:rPr>
-          <w:b w:val="0"/>
           <w:sz w:val="22"/>
         </w:rPr>
-        <w:t>4.  Paparan Ikon Betul pada Muat Naik Data -- Mesej pengesahan muat naik fail CSV/Excel kini memaparkan ikon SVG agen Analisis Data yang betul.</w:t>
+        <w:t>6.  Penambahbaikan UI/UX -- Skala fon diselaraskan, penapis sejarah sesi ditambah baik, animasi mesej diperhalus, dan kontras warna mod cerah (light mode) diperbetulkan pada papan pemuka analitik dan panel profil.</w:t>
       </w:r>
     </w:p>
     <w:p>
       <w:r>
-        <w:rPr>
-          <w:b w:val="0"/>
-          <w:sz w:val="22"/>
-        </w:rPr>
-        <w:t>5.  Sokongan Pangkalan Pengetahuan DELIMa -- Modul KPM Support kini mempunyai pangkalan pengetahuan DELIMa yang diperluaskan.</w:t>
+        <w:t>7.  Mod Gelap/Cerah (Dark/Light Mode) -- Pengguna boleh bertukar antara tema gelap dan cerah. Semua komponen antara muka -- papan pemuka, panel profil, carta analitik, dan semua agen -- menyokong kedua-dua tema dengan kontras warna yang betul.</w:t>
       </w:r>
     </w:p>
     <w:p>
       <w:r>
-        <w:rPr>
-          <w:b w:val="0"/>
-          <w:sz w:val="22"/>
-        </w:rPr>
-        <w:t>6.  Penambahbaikan UI/UX -- Skala fon diselaraskan, penapis sejarah sesi ditambah baik, animasi mesej diperhalus, dan kontras warna mod cerah (light mode) diperbetulkan pada papan pemuka analitik dan panel profil.</w:t>
+        <w:t>8.  Perbandingan Dua Fail Data -- Modul Data Analysis kini menyokong muat naik dan perbandingan dua fail CSV/Excel serentak.</w:t>
       </w:r>
     </w:p>
     <w:p>
       <w:r>
-        <w:rPr>
-          <w:b w:val="0"/>
-        </w:rPr>
-        <w:t>7.  Mod Gelap/Cerah (Dark/Light Mode) -- Pengguna boleh bertukar antara tema gelap dan cerah. Semua komponen antara muka -- papan pemuka, panel profil, carta analitik, dan semua agen -- menyokong kedua-dua tema dengan kontras warna yang betul.</w:t>
+        <w:t>9.  Eksport Excel -- Data yang dianalisis boleh dieksport terus ke fail Microsoft Excel (.xlsx) dari panel WORKSPACE.</w:t>
       </w:r>
     </w:p>
     <w:p>
       <w:r>
-        <w:rPr>
-          <w:b w:val="0"/>
-        </w:rPr>
-        <w:t>8.  Perbandingan Dua Fail Data -- Modul Data Analysis kini menyokong muat naik dan perbandingan dua fail CSV/Excel serentak.</w:t>
+        <w:t>10. Templat Pendidikan 1-Klik -- Dua templat analisis siap guna ditambah: Keputusan Peperiksaan dan Kehadiran Murid, menjana analisis lengkap secara automatik.</w:t>
       </w:r>
     </w:p>
     <w:p>
       <w:r>
-        <w:rPr>
-          <w:b w:val="0"/>
-        </w:rPr>
-        <w:t>9.  Eksport Excel -- Data yang dianalisis boleh dieksport terus ke fail Microsoft Excel (.xlsx) dari panel WORKSPACE.</w:t>
+        <w:t>11. Carta Interaktif &amp; Soal Jawab Carta -- Carta yang dijana kini lebih interaktif. Pengguna boleh bertanya soalan lanjut berdasarkan carta yang telah dipaparkan.</w:t>
       </w:r>
     </w:p>
-    <w:p>
-      <w:r>
-        <w:rPr>
-          <w:b w:val="0"/>
-        </w:rPr>
-        <w:t>10. Templat Pendidikan 1-Klik -- Dua templat analisis siap guna ditambah: Keputusan Peperiksaan dan Kehadiran Murid, menjana analisis lengkap secara automatik.</w:t>
-      </w:r>
-    </w:p>
-    <w:p>
-      <w:r>
-        <w:rPr>
-          <w:b w:val="0"/>
-        </w:rPr>
-        <w:t>11. Carta Interaktif &amp; Soal Jawab Carta -- Carta yang dijana kini lebih interaktif. Pengguna boleh bertanya soalan lanjut berdasarkan carta yang telah dipaparkan.</w:t>
-      </w:r>
-    </w:p>
-    <w:p>
-      <w:r>
-        <w:rPr>
-          <w:b w:val="0"/>
-          <w:sz w:val="22"/>
-        </w:rPr>
-      </w:r>
-    </w:p>
+    <w:p/>
+    <w:p/>
     <w:p>
       <w:pPr>
         <w:shd w:val="clear" w:color="auto" w:fill="EBF5FF"/>
@@ -18171,6 +18431,7 @@
           <w:color w:val="0D1B3E"/>
           <w:sz w:val="30"/>
         </w:rPr>
+        <w:lastRenderedPageBreak/>
         <w:t>8. KESIMPULAN</w:t>
       </w:r>
     </w:p>
@@ -18187,8 +18448,21 @@
         <w:spacing w:before="20" w:after="80" w:line="260" w:lineRule="exact"/>
         <w:jc w:val="both"/>
       </w:pPr>
-      <w:r>
-        <w:t>SMARTAssist Hub V.7 — Sistem Maklumat Automasi Rasmi Terpadu — merupakan satu inisiatif transformasi digital yang signifikan bagi pegawai Kementerian Pendidikan Malaysia. Sistem ini berjaya mengintegrasikan teknologi AI terkini dengan keperluan spesifik perkhidmatan awam Malaysia, menghasilkan sebuah platform yang praktikal dan mudah digunakan.</w:t>
+      <w:proofErr w:type="spellStart"/>
+      <w:r>
+        <w:t>SMARTAssist</w:t>
+      </w:r>
+      <w:proofErr w:type="spellEnd"/>
+      <w:r>
+        <w:t xml:space="preserve"> Hub — </w:t>
+      </w:r>
+      <w:proofErr w:type="spellStart"/>
+      <w:r>
+        <w:t>Sistem</w:t>
+      </w:r>
+      <w:proofErr w:type="spellEnd"/>
+      <w:r>
+        <w:t xml:space="preserve"> Maklumat Automasi Rasmi Terpadu — merupakan satu inisiatif transformasi digital yang signifikan bagi pegawai Kementerian Pendidikan Malaysia. Sistem ini berjaya mengintegrasikan teknologi AI terkini dengan keperluan spesifik perkhidmatan awam Malaysia, menghasilkan sebuah platform yang praktikal dan mudah digunakan.</w:t>
       </w:r>
     </w:p>
     <w:p>
@@ -18674,67 +18948,101 @@
         <w:spacing w:before="80" w:after="40"/>
         <w:jc w:val="center"/>
       </w:pPr>
+      <w:proofErr w:type="spellStart"/>
       <w:r>
         <w:rPr>
           <w:i/>
           <w:sz w:val="18"/>
         </w:rPr>
-        <w:t xml:space="preserve">Dokumen </w:t>
-      </w:r>
-      <w:proofErr w:type="spellStart"/>
+        <w:t>Dokumen</w:t>
+      </w:r>
+      <w:proofErr w:type="spellEnd"/>
       <w:r>
         <w:rPr>
           <w:i/>
           <w:sz w:val="18"/>
         </w:rPr>
-        <w:t>ini</w:t>
-      </w:r>
-      <w:proofErr w:type="spellEnd"/>
+        <w:t xml:space="preserve"> </w:t>
+      </w:r>
+      <w:proofErr w:type="spellStart"/>
       <w:r>
         <w:rPr>
           <w:i/>
           <w:sz w:val="18"/>
         </w:rPr>
-        <w:t xml:space="preserve"> </w:t>
-      </w:r>
-      <w:proofErr w:type="spellStart"/>
+        <w:t>ini</w:t>
+      </w:r>
+      <w:proofErr w:type="spellEnd"/>
       <w:r>
         <w:rPr>
           <w:i/>
           <w:sz w:val="18"/>
         </w:rPr>
-        <w:t>disediakan</w:t>
-      </w:r>
-      <w:proofErr w:type="spellEnd"/>
+        <w:t xml:space="preserve"> </w:t>
+      </w:r>
+      <w:proofErr w:type="spellStart"/>
       <w:r>
         <w:rPr>
           <w:i/>
           <w:sz w:val="18"/>
         </w:rPr>
-        <w:t xml:space="preserve"> oleh </w:t>
-      </w:r>
-      <w:proofErr w:type="spellStart"/>
+        <w:t>disediakan</w:t>
+      </w:r>
+      <w:proofErr w:type="spellEnd"/>
       <w:r>
         <w:rPr>
           <w:i/>
           <w:sz w:val="18"/>
         </w:rPr>
-        <w:t>Nurazwann</w:t>
-      </w:r>
-      <w:proofErr w:type="spellEnd"/>
+        <w:t xml:space="preserve"> oleh </w:t>
+      </w:r>
+      <w:proofErr w:type="spellStart"/>
       <w:r>
         <w:rPr>
           <w:i/>
           <w:sz w:val="18"/>
         </w:rPr>
-        <w:t xml:space="preserve"> bin Ismail</w:t>
-      </w:r>
+        <w:t>Nurazwann</w:t>
+      </w:r>
+      <w:proofErr w:type="spellEnd"/>
       <w:r>
         <w:rPr>
           <w:i/>
           <w:sz w:val="18"/>
         </w:rPr>
-        <w:t>, PPD Dalat | Kementerian Pendidikan Malaysia | Julai 2026 (v7.0, Kemaskini Terkini)</w:t>
+        <w:t xml:space="preserve"> bin Ismail</w:t>
+      </w:r>
+      <w:r>
+        <w:rPr>
+          <w:i/>
+          <w:sz w:val="18"/>
+        </w:rPr>
+        <w:t xml:space="preserve">, PPD Dalat | Kementerian Pendidikan Malaysia | Julai 2026 </w:t>
+      </w:r>
+      <w:proofErr w:type="gramStart"/>
+      <w:r>
+        <w:rPr>
+          <w:i/>
+          <w:sz w:val="18"/>
+        </w:rPr>
+        <w:t xml:space="preserve">( </w:t>
+      </w:r>
+      <w:proofErr w:type="spellStart"/>
+      <w:r>
+        <w:rPr>
+          <w:i/>
+          <w:sz w:val="18"/>
+        </w:rPr>
+        <w:t>Kemaskini</w:t>
+      </w:r>
+      <w:proofErr w:type="spellEnd"/>
+      <w:proofErr w:type="gramEnd"/>
+      <w:r>
+        <w:rPr>
+          <w:i/>
+          <w:sz w:val="18"/>
+        </w:rPr>
+        <w:t xml:space="preserve"> Terkini)</w:t>
       </w:r>
     </w:p>
     <w:p>
@@ -19026,7 +19334,15 @@
               <w:color w:val="FFFFFF"/>
               <w:sz w:val="16"/>
             </w:rPr>
-            <w:t xml:space="preserve"> | Kementerian Pendidikan Malaysia</w:t>
+            <w:t xml:space="preserve"> | </w:t>
+          </w:r>
+          <w:r>
+            <w:rPr>
+              <w:rFonts w:ascii="Helvetica" w:eastAsia="Helvetica" w:hAnsi="Helvetica"/>
+              <w:color w:val="FFFFFF"/>
+              <w:sz w:val="16"/>
+            </w:rPr>
+            <w:t>PRESTIJ 2026</w:t>
           </w:r>
         </w:p>
       </w:tc>
